--- a/backend/storage/uploads/documents/SAMPLE TEMPLATE.docx
+++ b/backend/storage/uploads/documents/SAMPLE TEMPLATE.docx
@@ -5,12 +5,11 @@
     <w:tbl>
       <w:tblPr>
         <w:tblpPr w:leftFromText="180" w:rightFromText="180" w:vertAnchor="page" w:horzAnchor="margin" w:tblpXSpec="center" w:tblpY="1873"/>
-        <w:tblW w:w="9844" w:type="dxa"/>
+        <w:tblW w:w="9584" w:type="dxa"/>
         <w:tblLook w:val="04A0" w:firstRow="1" w:lastRow="0" w:firstColumn="1" w:lastColumn="0" w:noHBand="0" w:noVBand="1"/>
       </w:tblPr>
       <w:tblGrid>
-        <w:gridCol w:w="1158"/>
-        <w:gridCol w:w="3167"/>
+        <w:gridCol w:w="4065"/>
         <w:gridCol w:w="2416"/>
         <w:gridCol w:w="3103"/>
       </w:tblGrid>
@@ -20,44 +19,7 @@
         </w:trPr>
         <w:tc>
           <w:tcPr>
-            <w:tcW w:w="1158" w:type="dxa"/>
-            <w:tcBorders>
-              <w:top w:val="single" w:sz="8" w:space="0" w:color="auto"/>
-              <w:left w:val="single" w:sz="8" w:space="0" w:color="auto"/>
-              <w:bottom w:val="single" w:sz="8" w:space="0" w:color="auto"/>
-              <w:right w:val="single" w:sz="8" w:space="0" w:color="auto"/>
-            </w:tcBorders>
-            <w:noWrap/>
-            <w:vAlign w:val="bottom"/>
-            <w:hideMark/>
-          </w:tcPr>
-          <w:p>
-            <w:pPr>
-              <w:spacing w:after="0" w:line="240" w:lineRule="auto"/>
-              <w:jc w:val="center"/>
-              <w:rPr>
-                <w:rFonts w:ascii="Calibri" w:eastAsia="Times New Roman" w:hAnsi="Calibri" w:cs="Calibri"/>
-                <w:color w:val="000000"/>
-                <w:kern w:val="0"/>
-                <w:lang w:eastAsia="en-IN"/>
-                <w14:ligatures w14:val="none"/>
-              </w:rPr>
-            </w:pPr>
-            <w:r>
-              <w:rPr>
-                <w:rFonts w:ascii="Calibri" w:eastAsia="Times New Roman" w:hAnsi="Calibri" w:cs="Calibri"/>
-                <w:color w:val="000000"/>
-                <w:kern w:val="0"/>
-                <w:lang w:eastAsia="en-IN"/>
-                <w14:ligatures w14:val="none"/>
-              </w:rPr>
-              <w:t>I</w:t>
-            </w:r>
-          </w:p>
-        </w:tc>
-        <w:tc>
-          <w:tcPr>
-            <w:tcW w:w="3167" w:type="dxa"/>
+            <w:tcW w:w="4065" w:type="dxa"/>
             <w:tcBorders>
               <w:top w:val="single" w:sz="8" w:space="0" w:color="auto"/>
               <w:left w:val="nil"/>
@@ -150,47 +112,7 @@
         </w:trPr>
         <w:tc>
           <w:tcPr>
-            <w:tcW w:w="1158" w:type="dxa"/>
-            <w:tcBorders>
-              <w:top w:val="nil"/>
-              <w:left w:val="single" w:sz="8" w:space="0" w:color="auto"/>
-              <w:bottom w:val="single" w:sz="8" w:space="0" w:color="auto"/>
-              <w:right w:val="single" w:sz="8" w:space="0" w:color="auto"/>
-            </w:tcBorders>
-            <w:vAlign w:val="center"/>
-            <w:hideMark/>
-          </w:tcPr>
-          <w:p>
-            <w:pPr>
-              <w:spacing w:after="0" w:line="240" w:lineRule="auto"/>
-              <w:jc w:val="center"/>
-              <w:rPr>
-                <w:rFonts w:ascii="Century Gothic" w:eastAsia="Times New Roman" w:hAnsi="Century Gothic" w:cs="Calibri"/>
-                <w:color w:val="000000"/>
-                <w:kern w:val="0"/>
-                <w:sz w:val="20"/>
-                <w:szCs w:val="20"/>
-                <w:lang w:eastAsia="en-IN"/>
-                <w14:ligatures w14:val="none"/>
-              </w:rPr>
-            </w:pPr>
-            <w:r>
-              <w:rPr>
-                <w:rFonts w:ascii="Century Gothic" w:eastAsia="Times New Roman" w:hAnsi="Century Gothic" w:cs="Calibri"/>
-                <w:color w:val="000000"/>
-                <w:kern w:val="0"/>
-                <w:sz w:val="20"/>
-                <w:szCs w:val="20"/>
-                <w:lang w:eastAsia="en-IN"/>
-                <w14:ligatures w14:val="none"/>
-              </w:rPr>
-              <w:t>    1          </w:t>
-            </w:r>
-          </w:p>
-        </w:tc>
-        <w:tc>
-          <w:tcPr>
-            <w:tcW w:w="3167" w:type="dxa"/>
+            <w:tcW w:w="4065" w:type="dxa"/>
             <w:tcBorders>
               <w:top w:val="single" w:sz="8" w:space="0" w:color="auto"/>
               <w:left w:val="nil"/>
@@ -238,7 +160,6 @@
               <w:right w:val="single" w:sz="8" w:space="0" w:color="000000"/>
             </w:tcBorders>
             <w:vAlign w:val="center"/>
-            <w:hideMark/>
           </w:tcPr>
           <w:p>
             <w:pPr>
@@ -254,30 +175,6 @@
                 <w14:ligatures w14:val="none"/>
               </w:rPr>
             </w:pPr>
-            <w:r>
-              <w:rPr>
-                <w:rFonts w:ascii="Century Gothic" w:eastAsia="Times New Roman" w:hAnsi="Century Gothic" w:cs="Calibri"/>
-                <w:color w:val="000000"/>
-                <w:kern w:val="0"/>
-                <w:sz w:val="20"/>
-                <w:szCs w:val="20"/>
-                <w:lang w:eastAsia="en-IN"/>
-                <w14:ligatures w14:val="none"/>
-              </w:rPr>
-              <w:t>Purchase Loan.</w:t>
-            </w:r>
-            <w:r>
-              <w:rPr>
-                <w:rFonts w:ascii="Century Gothic" w:eastAsia="Times New Roman" w:hAnsi="Century Gothic" w:cs="Calibri"/>
-                <w:color w:val="000000"/>
-                <w:kern w:val="0"/>
-                <w:sz w:val="20"/>
-                <w:szCs w:val="20"/>
-                <w:lang w:eastAsia="en-IN"/>
-                <w14:ligatures w14:val="none"/>
-              </w:rPr>
-              <w:t> </w:t>
-            </w:r>
           </w:p>
         </w:tc>
       </w:tr>
@@ -287,48 +184,7 @@
         </w:trPr>
         <w:tc>
           <w:tcPr>
-            <w:tcW w:w="1158" w:type="dxa"/>
-            <w:vMerge w:val="restart"/>
-            <w:tcBorders>
-              <w:top w:val="nil"/>
-              <w:left w:val="single" w:sz="8" w:space="0" w:color="auto"/>
-              <w:bottom w:val="single" w:sz="8" w:space="0" w:color="000000"/>
-              <w:right w:val="single" w:sz="8" w:space="0" w:color="auto"/>
-            </w:tcBorders>
-            <w:vAlign w:val="center"/>
-            <w:hideMark/>
-          </w:tcPr>
-          <w:p>
-            <w:pPr>
-              <w:spacing w:after="0" w:line="240" w:lineRule="auto"/>
-              <w:jc w:val="center"/>
-              <w:rPr>
-                <w:rFonts w:ascii="Century Gothic" w:eastAsia="Times New Roman" w:hAnsi="Century Gothic" w:cs="Calibri"/>
-                <w:color w:val="000000"/>
-                <w:kern w:val="0"/>
-                <w:sz w:val="20"/>
-                <w:szCs w:val="20"/>
-                <w:lang w:eastAsia="en-IN"/>
-                <w14:ligatures w14:val="none"/>
-              </w:rPr>
-            </w:pPr>
-            <w:r>
-              <w:rPr>
-                <w:rFonts w:ascii="Century Gothic" w:eastAsia="Times New Roman" w:hAnsi="Century Gothic" w:cs="Calibri"/>
-                <w:color w:val="000000"/>
-                <w:kern w:val="0"/>
-                <w:sz w:val="20"/>
-                <w:szCs w:val="20"/>
-                <w:lang w:eastAsia="en-IN"/>
-                <w14:ligatures w14:val="none"/>
-              </w:rPr>
-              <w:t>    2          </w:t>
-            </w:r>
-          </w:p>
-        </w:tc>
-        <w:tc>
-          <w:tcPr>
-            <w:tcW w:w="3167" w:type="dxa"/>
+            <w:tcW w:w="4065" w:type="dxa"/>
             <w:tcBorders>
               <w:top w:val="single" w:sz="8" w:space="0" w:color="auto"/>
               <w:left w:val="nil"/>
@@ -376,7 +232,6 @@
               <w:right w:val="single" w:sz="8" w:space="0" w:color="000000"/>
             </w:tcBorders>
             <w:vAlign w:val="center"/>
-            <w:hideMark/>
           </w:tcPr>
           <w:p>
             <w:pPr>
@@ -392,56 +247,6 @@
                 <w14:ligatures w14:val="none"/>
               </w:rPr>
             </w:pPr>
-            <w:r>
-              <w:rPr>
-                <w:rFonts w:ascii="Century Gothic" w:eastAsia="Times New Roman" w:hAnsi="Century Gothic" w:cs="Calibri"/>
-                <w:color w:val="000000"/>
-                <w:kern w:val="0"/>
-                <w:sz w:val="20"/>
-                <w:szCs w:val="20"/>
-                <w:lang w:eastAsia="en-IN"/>
-                <w14:ligatures w14:val="none"/>
-              </w:rPr>
-              <w:t>System date (dd-mmm-</w:t>
-            </w:r>
-            <w:proofErr w:type="spellStart"/>
-            <w:r>
-              <w:rPr>
-                <w:rFonts w:ascii="Century Gothic" w:eastAsia="Times New Roman" w:hAnsi="Century Gothic" w:cs="Calibri"/>
-                <w:color w:val="000000"/>
-                <w:kern w:val="0"/>
-                <w:sz w:val="20"/>
-                <w:szCs w:val="20"/>
-                <w:lang w:eastAsia="en-IN"/>
-                <w14:ligatures w14:val="none"/>
-              </w:rPr>
-              <w:t>yyyy</w:t>
-            </w:r>
-            <w:proofErr w:type="spellEnd"/>
-            <w:r>
-              <w:rPr>
-                <w:rFonts w:ascii="Century Gothic" w:eastAsia="Times New Roman" w:hAnsi="Century Gothic" w:cs="Calibri"/>
-                <w:color w:val="000000"/>
-                <w:kern w:val="0"/>
-                <w:sz w:val="20"/>
-                <w:szCs w:val="20"/>
-                <w:lang w:eastAsia="en-IN"/>
-                <w14:ligatures w14:val="none"/>
-              </w:rPr>
-              <w:t>)</w:t>
-            </w:r>
-            <w:r>
-              <w:rPr>
-                <w:rFonts w:ascii="Century Gothic" w:eastAsia="Times New Roman" w:hAnsi="Century Gothic" w:cs="Calibri"/>
-                <w:color w:val="000000"/>
-                <w:kern w:val="0"/>
-                <w:sz w:val="20"/>
-                <w:szCs w:val="20"/>
-                <w:lang w:eastAsia="en-IN"/>
-                <w14:ligatures w14:val="none"/>
-              </w:rPr>
-              <w:t> </w:t>
-            </w:r>
           </w:p>
         </w:tc>
       </w:tr>
@@ -451,39 +256,11 @@
         </w:trPr>
         <w:tc>
           <w:tcPr>
-            <w:tcW w:w="1158" w:type="dxa"/>
-            <w:vMerge/>
-            <w:tcBorders>
-              <w:top w:val="nil"/>
-              <w:left w:val="single" w:sz="8" w:space="0" w:color="auto"/>
-              <w:bottom w:val="single" w:sz="8" w:space="0" w:color="000000"/>
-              <w:right w:val="single" w:sz="8" w:space="0" w:color="auto"/>
-            </w:tcBorders>
-            <w:vAlign w:val="center"/>
-            <w:hideMark/>
-          </w:tcPr>
-          <w:p>
-            <w:pPr>
-              <w:spacing w:after="0" w:line="240" w:lineRule="auto"/>
-              <w:rPr>
-                <w:rFonts w:ascii="Century Gothic" w:eastAsia="Times New Roman" w:hAnsi="Century Gothic" w:cs="Calibri"/>
-                <w:color w:val="000000"/>
-                <w:kern w:val="0"/>
-                <w:sz w:val="20"/>
-                <w:szCs w:val="20"/>
-                <w:lang w:eastAsia="en-IN"/>
-                <w14:ligatures w14:val="none"/>
-              </w:rPr>
-            </w:pPr>
-          </w:p>
-        </w:tc>
-        <w:tc>
-          <w:tcPr>
-            <w:tcW w:w="3167" w:type="dxa"/>
-            <w:tcBorders>
-              <w:top w:val="single" w:sz="8" w:space="0" w:color="auto"/>
-              <w:left w:val="nil"/>
-              <w:bottom w:val="single" w:sz="8" w:space="0" w:color="auto"/>
+            <w:tcW w:w="4065" w:type="dxa"/>
+            <w:tcBorders>
+              <w:top w:val="single" w:sz="8" w:space="0" w:color="auto"/>
+              <w:left w:val="nil"/>
+              <w:bottom w:val="single" w:sz="4" w:space="0" w:color="auto"/>
               <w:right w:val="single" w:sz="8" w:space="0" w:color="000000"/>
             </w:tcBorders>
             <w:vAlign w:val="center"/>
@@ -527,7 +304,6 @@
               <w:right w:val="single" w:sz="8" w:space="0" w:color="000000"/>
             </w:tcBorders>
             <w:vAlign w:val="center"/>
-            <w:hideMark/>
           </w:tcPr>
           <w:p>
             <w:pPr>
@@ -543,92 +319,6 @@
                 <w14:ligatures w14:val="none"/>
               </w:rPr>
             </w:pPr>
-            <w:r>
-              <w:rPr>
-                <w:rFonts w:ascii="Century Gothic" w:eastAsia="Times New Roman" w:hAnsi="Century Gothic" w:cs="Calibri"/>
-                <w:color w:val="000000"/>
-                <w:kern w:val="0"/>
-                <w:sz w:val="20"/>
-                <w:szCs w:val="20"/>
-                <w:lang w:eastAsia="en-IN"/>
-                <w14:ligatures w14:val="none"/>
-              </w:rPr>
-              <w:t>System date</w:t>
-            </w:r>
-            <w:r>
-              <w:rPr>
-                <w:rFonts w:ascii="Century Gothic" w:eastAsia="Times New Roman" w:hAnsi="Century Gothic" w:cs="Calibri"/>
-                <w:color w:val="000000"/>
-                <w:kern w:val="0"/>
-                <w:sz w:val="20"/>
-                <w:szCs w:val="20"/>
-                <w:lang w:eastAsia="en-IN"/>
-                <w14:ligatures w14:val="none"/>
-              </w:rPr>
-              <w:t> </w:t>
-            </w:r>
-            <w:r>
-              <w:rPr>
-                <w:rFonts w:ascii="Century Gothic" w:eastAsia="Times New Roman" w:hAnsi="Century Gothic" w:cs="Calibri"/>
-                <w:color w:val="000000"/>
-                <w:kern w:val="0"/>
-                <w:sz w:val="20"/>
-                <w:szCs w:val="20"/>
-                <w:lang w:eastAsia="en-IN"/>
-                <w14:ligatures w14:val="none"/>
-              </w:rPr>
-              <w:t> </w:t>
-            </w:r>
-            <w:r>
-              <w:rPr>
-                <w:rFonts w:ascii="Century Gothic" w:eastAsia="Times New Roman" w:hAnsi="Century Gothic" w:cs="Calibri"/>
-                <w:color w:val="000000"/>
-                <w:kern w:val="0"/>
-                <w:sz w:val="20"/>
-                <w:szCs w:val="20"/>
-                <w:lang w:eastAsia="en-IN"/>
-                <w14:ligatures w14:val="none"/>
-              </w:rPr>
-              <w:t>(dd-mmm-</w:t>
-            </w:r>
-            <w:proofErr w:type="spellStart"/>
-            <w:r>
-              <w:rPr>
-                <w:rFonts w:ascii="Century Gothic" w:eastAsia="Times New Roman" w:hAnsi="Century Gothic" w:cs="Calibri"/>
-                <w:color w:val="000000"/>
-                <w:kern w:val="0"/>
-                <w:sz w:val="20"/>
-                <w:szCs w:val="20"/>
-                <w:lang w:eastAsia="en-IN"/>
-                <w14:ligatures w14:val="none"/>
-              </w:rPr>
-              <w:t>yyyy</w:t>
-            </w:r>
-            <w:proofErr w:type="spellEnd"/>
-            <w:r>
-              <w:rPr>
-                <w:rFonts w:ascii="Century Gothic" w:eastAsia="Times New Roman" w:hAnsi="Century Gothic" w:cs="Calibri"/>
-                <w:color w:val="000000"/>
-                <w:kern w:val="0"/>
-                <w:sz w:val="20"/>
-                <w:szCs w:val="20"/>
-                <w:lang w:eastAsia="en-IN"/>
-                <w14:ligatures w14:val="none"/>
-              </w:rPr>
-              <w:t>)</w:t>
-            </w:r>
-            <w:r>
-              <w:rPr>
-                <w:rFonts w:ascii="Century Gothic" w:eastAsia="Times New Roman" w:hAnsi="Century Gothic" w:cs="Calibri"/>
-                <w:color w:val="000000"/>
-                <w:kern w:val="0"/>
-                <w:sz w:val="20"/>
-                <w:szCs w:val="20"/>
-                <w:lang w:eastAsia="en-IN"/>
-                <w14:ligatures w14:val="none"/>
-              </w:rPr>
-              <w:t> </w:t>
-            </w:r>
           </w:p>
         </w:tc>
       </w:tr>
@@ -638,53 +328,12 @@
         </w:trPr>
         <w:tc>
           <w:tcPr>
-            <w:tcW w:w="1158" w:type="dxa"/>
+            <w:tcW w:w="4065" w:type="dxa"/>
             <w:vMerge w:val="restart"/>
             <w:tcBorders>
-              <w:top w:val="nil"/>
+              <w:top w:val="single" w:sz="4" w:space="0" w:color="auto"/>
               <w:left w:val="single" w:sz="8" w:space="0" w:color="auto"/>
               <w:bottom w:val="single" w:sz="8" w:space="0" w:color="000000"/>
-              <w:right w:val="single" w:sz="8" w:space="0" w:color="auto"/>
-            </w:tcBorders>
-            <w:vAlign w:val="center"/>
-            <w:hideMark/>
-          </w:tcPr>
-          <w:p>
-            <w:pPr>
-              <w:spacing w:after="0" w:line="240" w:lineRule="auto"/>
-              <w:jc w:val="center"/>
-              <w:rPr>
-                <w:rFonts w:ascii="Century Gothic" w:eastAsia="Times New Roman" w:hAnsi="Century Gothic" w:cs="Calibri"/>
-                <w:color w:val="000000"/>
-                <w:kern w:val="0"/>
-                <w:sz w:val="20"/>
-                <w:szCs w:val="20"/>
-                <w:lang w:eastAsia="en-IN"/>
-                <w14:ligatures w14:val="none"/>
-              </w:rPr>
-            </w:pPr>
-            <w:r>
-              <w:rPr>
-                <w:rFonts w:ascii="Century Gothic" w:eastAsia="Times New Roman" w:hAnsi="Century Gothic" w:cs="Calibri"/>
-                <w:color w:val="000000"/>
-                <w:kern w:val="0"/>
-                <w:sz w:val="20"/>
-                <w:szCs w:val="20"/>
-                <w:lang w:eastAsia="en-IN"/>
-                <w14:ligatures w14:val="none"/>
-              </w:rPr>
-              <w:t>    3         </w:t>
-            </w:r>
-          </w:p>
-        </w:tc>
-        <w:tc>
-          <w:tcPr>
-            <w:tcW w:w="3167" w:type="dxa"/>
-            <w:vMerge w:val="restart"/>
-            <w:tcBorders>
-              <w:top w:val="single" w:sz="8" w:space="0" w:color="auto"/>
-              <w:left w:val="single" w:sz="8" w:space="0" w:color="auto"/>
-              <w:bottom w:val="single" w:sz="8" w:space="0" w:color="000000"/>
               <w:right w:val="single" w:sz="8" w:space="0" w:color="000000"/>
             </w:tcBorders>
             <w:vAlign w:val="center"/>
@@ -728,107 +377,20 @@
               <w:right w:val="single" w:sz="8" w:space="0" w:color="000000"/>
             </w:tcBorders>
             <w:vAlign w:val="center"/>
-            <w:hideMark/>
-          </w:tcPr>
-          <w:p>
-            <w:pPr>
-              <w:spacing w:after="0" w:line="240" w:lineRule="auto"/>
-              <w:rPr>
-                <w:rFonts w:ascii="Century Gothic" w:eastAsia="Times New Roman" w:hAnsi="Century Gothic" w:cs="Calibri"/>
-                <w:color w:val="000000"/>
-                <w:kern w:val="0"/>
-                <w:sz w:val="20"/>
-                <w:szCs w:val="20"/>
-                <w:lang w:eastAsia="en-IN"/>
-                <w14:ligatures w14:val="none"/>
-              </w:rPr>
-            </w:pPr>
-            <w:r>
-              <w:rPr>
-                <w:rFonts w:ascii="Century Gothic" w:eastAsia="Times New Roman" w:hAnsi="Century Gothic" w:cs="Calibri"/>
-                <w:color w:val="000000"/>
-                <w:kern w:val="0"/>
-                <w:sz w:val="20"/>
-                <w:szCs w:val="20"/>
-                <w:lang w:eastAsia="en-IN"/>
-                <w14:ligatures w14:val="none"/>
-              </w:rPr>
-              <w:t>1). Copy of Agreement of sale in favour of</w:t>
-            </w:r>
-          </w:p>
-          <w:p>
-            <w:pPr>
-              <w:spacing w:after="0" w:line="240" w:lineRule="auto"/>
-              <w:rPr>
-                <w:rFonts w:ascii="Century Gothic" w:eastAsia="Times New Roman" w:hAnsi="Century Gothic" w:cs="Calibri"/>
-                <w:color w:val="000000"/>
-                <w:kern w:val="0"/>
-                <w:sz w:val="20"/>
-                <w:szCs w:val="20"/>
-                <w:lang w:eastAsia="en-IN"/>
-                <w14:ligatures w14:val="none"/>
-              </w:rPr>
-            </w:pPr>
-            <w:r>
-              <w:rPr>
-                <w:rFonts w:ascii="Century Gothic" w:eastAsia="Times New Roman" w:hAnsi="Century Gothic" w:cs="Calibri"/>
-                <w:color w:val="000000"/>
-                <w:kern w:val="0"/>
-                <w:sz w:val="20"/>
-                <w:szCs w:val="20"/>
-                <w:lang w:eastAsia="en-IN"/>
-                <w14:ligatures w14:val="none"/>
-              </w:rPr>
-              <w:t>{Searchable key words</w:t>
-            </w:r>
-            <w:r>
-              <w:rPr>
-                <w:rFonts w:ascii="Century Gothic" w:eastAsia="Times New Roman" w:hAnsi="Century Gothic" w:cs="Calibri"/>
-                <w:color w:val="000000"/>
-                <w:kern w:val="0"/>
-                <w:sz w:val="20"/>
-                <w:szCs w:val="20"/>
-                <w:lang w:eastAsia="en-IN"/>
-                <w14:ligatures w14:val="none"/>
-              </w:rPr>
-              <w:t xml:space="preserve"> from uploaded document (AOS.PDF/AOS.docx)</w:t>
-            </w:r>
-            <w:r>
-              <w:rPr>
-                <w:rFonts w:ascii="Century Gothic" w:eastAsia="Times New Roman" w:hAnsi="Century Gothic" w:cs="Calibri"/>
-                <w:color w:val="000000"/>
-                <w:kern w:val="0"/>
-                <w:sz w:val="20"/>
-                <w:szCs w:val="20"/>
-                <w:lang w:eastAsia="en-IN"/>
-                <w14:ligatures w14:val="none"/>
-              </w:rPr>
-              <w:t xml:space="preserve">: </w:t>
-            </w:r>
-            <w:r>
-              <w:rPr>
-                <w:rFonts w:ascii="Century Gothic" w:eastAsia="Times New Roman" w:hAnsi="Century Gothic" w:cs="Calibri"/>
-                <w:color w:val="000000"/>
-                <w:kern w:val="0"/>
-                <w:sz w:val="20"/>
-                <w:szCs w:val="20"/>
-                <w:lang w:eastAsia="en-IN"/>
-                <w14:ligatures w14:val="none"/>
-              </w:rPr>
-              <w:t xml:space="preserve">"In favour of" or "AND" or "Vendee" or "By and Between" or "SECOND PART". </w:t>
-            </w:r>
-            <w:r>
-              <w:rPr>
-                <w:rFonts w:ascii="Century Gothic" w:eastAsia="Times New Roman" w:hAnsi="Century Gothic" w:cs="Calibri"/>
-                <w:color w:val="000000"/>
-                <w:kern w:val="0"/>
-                <w:sz w:val="20"/>
-                <w:szCs w:val="20"/>
-                <w:lang w:eastAsia="en-IN"/>
-                <w14:ligatures w14:val="none"/>
-              </w:rPr>
-              <w:t>}</w:t>
-            </w:r>
+          </w:tcPr>
+          <w:p>
+            <w:pPr>
+              <w:spacing w:after="0" w:line="240" w:lineRule="auto"/>
+              <w:rPr>
+                <w:rFonts w:ascii="Century Gothic" w:eastAsia="Times New Roman" w:hAnsi="Century Gothic" w:cs="Calibri"/>
+                <w:color w:val="000000"/>
+                <w:kern w:val="0"/>
+                <w:sz w:val="20"/>
+                <w:szCs w:val="20"/>
+                <w:lang w:eastAsia="en-IN"/>
+                <w14:ligatures w14:val="none"/>
+              </w:rPr>
+            </w:pPr>
           </w:p>
         </w:tc>
       </w:tr>
@@ -838,40 +400,12 @@
         </w:trPr>
         <w:tc>
           <w:tcPr>
-            <w:tcW w:w="1158" w:type="dxa"/>
+            <w:tcW w:w="4065" w:type="dxa"/>
             <w:vMerge/>
             <w:tcBorders>
-              <w:top w:val="nil"/>
+              <w:top w:val="single" w:sz="8" w:space="0" w:color="auto"/>
               <w:left w:val="single" w:sz="8" w:space="0" w:color="auto"/>
               <w:bottom w:val="single" w:sz="8" w:space="0" w:color="000000"/>
-              <w:right w:val="single" w:sz="8" w:space="0" w:color="auto"/>
-            </w:tcBorders>
-            <w:vAlign w:val="center"/>
-            <w:hideMark/>
-          </w:tcPr>
-          <w:p>
-            <w:pPr>
-              <w:spacing w:after="0" w:line="240" w:lineRule="auto"/>
-              <w:rPr>
-                <w:rFonts w:ascii="Century Gothic" w:eastAsia="Times New Roman" w:hAnsi="Century Gothic" w:cs="Calibri"/>
-                <w:color w:val="000000"/>
-                <w:kern w:val="0"/>
-                <w:sz w:val="20"/>
-                <w:szCs w:val="20"/>
-                <w:lang w:eastAsia="en-IN"/>
-                <w14:ligatures w14:val="none"/>
-              </w:rPr>
-            </w:pPr>
-          </w:p>
-        </w:tc>
-        <w:tc>
-          <w:tcPr>
-            <w:tcW w:w="3167" w:type="dxa"/>
-            <w:vMerge/>
-            <w:tcBorders>
-              <w:top w:val="single" w:sz="8" w:space="0" w:color="auto"/>
-              <w:left w:val="single" w:sz="8" w:space="0" w:color="auto"/>
-              <w:bottom w:val="single" w:sz="8" w:space="0" w:color="000000"/>
               <w:right w:val="single" w:sz="8" w:space="0" w:color="000000"/>
             </w:tcBorders>
             <w:vAlign w:val="center"/>
@@ -903,315 +437,20 @@
               <w:right w:val="single" w:sz="8" w:space="0" w:color="000000"/>
             </w:tcBorders>
             <w:vAlign w:val="center"/>
-            <w:hideMark/>
-          </w:tcPr>
-          <w:p>
-            <w:pPr>
-              <w:spacing w:after="0" w:line="240" w:lineRule="auto"/>
-              <w:rPr>
-                <w:rFonts w:ascii="Century Gothic" w:eastAsia="Times New Roman" w:hAnsi="Century Gothic" w:cs="Calibri"/>
-                <w:color w:val="000000"/>
-                <w:kern w:val="0"/>
-                <w:sz w:val="20"/>
-                <w:szCs w:val="20"/>
-                <w:lang w:eastAsia="en-IN"/>
-                <w14:ligatures w14:val="none"/>
-              </w:rPr>
-            </w:pPr>
-            <w:r>
-              <w:rPr>
-                <w:rFonts w:ascii="Century Gothic" w:eastAsia="Times New Roman" w:hAnsi="Century Gothic" w:cs="Calibri"/>
-                <w:color w:val="000000"/>
-                <w:kern w:val="0"/>
-                <w:sz w:val="20"/>
-                <w:szCs w:val="20"/>
-                <w:lang w:eastAsia="en-IN"/>
-                <w14:ligatures w14:val="none"/>
-              </w:rPr>
-              <w:t>2). Copy of Building Permission Plan from</w:t>
-            </w:r>
-            <w:r>
-              <w:rPr>
-                <w:rFonts w:ascii="Century Gothic" w:eastAsia="Times New Roman" w:hAnsi="Century Gothic" w:cs="Calibri"/>
-                <w:color w:val="000000"/>
-                <w:kern w:val="0"/>
-                <w:sz w:val="20"/>
-                <w:szCs w:val="20"/>
-                <w:lang w:eastAsia="en-IN"/>
-                <w14:ligatures w14:val="none"/>
-              </w:rPr>
-              <w:t xml:space="preserve"> </w:t>
-            </w:r>
-          </w:p>
-          <w:p>
-            <w:pPr>
-              <w:spacing w:after="0" w:line="240" w:lineRule="auto"/>
-              <w:rPr>
-                <w:rFonts w:ascii="Century Gothic" w:eastAsia="Times New Roman" w:hAnsi="Century Gothic" w:cs="Calibri"/>
-                <w:color w:val="000000"/>
-                <w:kern w:val="0"/>
-                <w:sz w:val="20"/>
-                <w:szCs w:val="20"/>
-                <w:lang w:eastAsia="en-IN"/>
-                <w14:ligatures w14:val="none"/>
-              </w:rPr>
-            </w:pPr>
-            <w:r>
-              <w:rPr>
-                <w:rFonts w:ascii="Century Gothic" w:eastAsia="Times New Roman" w:hAnsi="Century Gothic" w:cs="Calibri"/>
-                <w:color w:val="000000"/>
-                <w:kern w:val="0"/>
-                <w:sz w:val="20"/>
-                <w:szCs w:val="20"/>
-                <w:lang w:eastAsia="en-IN"/>
-                <w14:ligatures w14:val="none"/>
-              </w:rPr>
-              <w:t>{Searchable key words from uploaded document (</w:t>
-            </w:r>
-            <w:r>
-              <w:rPr>
-                <w:rFonts w:ascii="Century Gothic" w:eastAsia="Times New Roman" w:hAnsi="Century Gothic" w:cs="Calibri"/>
-                <w:color w:val="000000"/>
-                <w:kern w:val="0"/>
-                <w:sz w:val="20"/>
-                <w:szCs w:val="20"/>
-                <w:lang w:eastAsia="en-IN"/>
-                <w14:ligatures w14:val="none"/>
-              </w:rPr>
-              <w:t>PERMISSION</w:t>
-            </w:r>
-            <w:r>
-              <w:rPr>
-                <w:rFonts w:ascii="Century Gothic" w:eastAsia="Times New Roman" w:hAnsi="Century Gothic" w:cs="Calibri"/>
-                <w:color w:val="000000"/>
-                <w:kern w:val="0"/>
-                <w:sz w:val="20"/>
-                <w:szCs w:val="20"/>
-                <w:lang w:eastAsia="en-IN"/>
-                <w14:ligatures w14:val="none"/>
-              </w:rPr>
-              <w:t>.PDF/</w:t>
-            </w:r>
-            <w:r>
-              <w:rPr>
-                <w:rFonts w:ascii="Century Gothic" w:eastAsia="Times New Roman" w:hAnsi="Century Gothic" w:cs="Calibri"/>
-                <w:color w:val="000000"/>
-                <w:kern w:val="0"/>
-                <w:sz w:val="20"/>
-                <w:szCs w:val="20"/>
-                <w:lang w:eastAsia="en-IN"/>
-                <w14:ligatures w14:val="none"/>
-              </w:rPr>
-              <w:t xml:space="preserve"> </w:t>
-            </w:r>
-            <w:r>
-              <w:rPr>
-                <w:rFonts w:ascii="Century Gothic" w:eastAsia="Times New Roman" w:hAnsi="Century Gothic" w:cs="Calibri"/>
-                <w:color w:val="000000"/>
-                <w:kern w:val="0"/>
-                <w:sz w:val="20"/>
-                <w:szCs w:val="20"/>
-                <w:lang w:eastAsia="en-IN"/>
-                <w14:ligatures w14:val="none"/>
-              </w:rPr>
-              <w:t>PERMISSION</w:t>
-            </w:r>
-            <w:r>
-              <w:rPr>
-                <w:rFonts w:ascii="Century Gothic" w:eastAsia="Times New Roman" w:hAnsi="Century Gothic" w:cs="Calibri"/>
-                <w:color w:val="000000"/>
-                <w:kern w:val="0"/>
-                <w:sz w:val="20"/>
-                <w:szCs w:val="20"/>
-                <w:lang w:eastAsia="en-IN"/>
-                <w14:ligatures w14:val="none"/>
-              </w:rPr>
-              <w:t xml:space="preserve"> </w:t>
-            </w:r>
-            <w:r>
-              <w:rPr>
-                <w:rFonts w:ascii="Century Gothic" w:eastAsia="Times New Roman" w:hAnsi="Century Gothic" w:cs="Calibri"/>
-                <w:color w:val="000000"/>
-                <w:kern w:val="0"/>
-                <w:sz w:val="20"/>
-                <w:szCs w:val="20"/>
-                <w:lang w:eastAsia="en-IN"/>
-                <w14:ligatures w14:val="none"/>
-              </w:rPr>
-              <w:t xml:space="preserve">.docx): </w:t>
-            </w:r>
-            <w:r>
-              <w:rPr>
-                <w:rFonts w:ascii="Century Gothic" w:eastAsia="Times New Roman" w:hAnsi="Century Gothic" w:cs="Calibri"/>
-                <w:color w:val="000000"/>
-                <w:kern w:val="0"/>
-                <w:sz w:val="20"/>
-                <w:szCs w:val="20"/>
-                <w:lang w:eastAsia="en-IN"/>
-                <w14:ligatures w14:val="none"/>
-              </w:rPr>
-              <w:t>"</w:t>
-            </w:r>
-            <w:r>
-              <w:rPr>
-                <w:color w:val="EE0000"/>
-                <w:kern w:val="0"/>
-                <w14:ligatures w14:val="none"/>
-              </w:rPr>
-              <w:t xml:space="preserve"> </w:t>
-            </w:r>
-            <w:r>
-              <w:rPr>
-                <w:rFonts w:ascii="Century Gothic" w:eastAsia="Times New Roman" w:hAnsi="Century Gothic" w:cs="Calibri"/>
-                <w:color w:val="000000"/>
-                <w:kern w:val="0"/>
-                <w:sz w:val="20"/>
-                <w:szCs w:val="20"/>
-                <w:lang w:eastAsia="en-IN"/>
-                <w14:ligatures w14:val="none"/>
-              </w:rPr>
-              <w:t>Permission Number</w:t>
-            </w:r>
-            <w:r>
-              <w:rPr>
-                <w:rFonts w:ascii="Century Gothic" w:eastAsia="Times New Roman" w:hAnsi="Century Gothic" w:cs="Calibri"/>
-                <w:color w:val="000000"/>
-                <w:kern w:val="0"/>
-                <w:sz w:val="20"/>
-                <w:szCs w:val="20"/>
-                <w:lang w:eastAsia="en-IN"/>
-                <w14:ligatures w14:val="none"/>
-              </w:rPr>
-              <w:t xml:space="preserve"> </w:t>
-            </w:r>
-            <w:r>
-              <w:rPr>
-                <w:rFonts w:ascii="Century Gothic" w:eastAsia="Times New Roman" w:hAnsi="Century Gothic" w:cs="Calibri"/>
-                <w:color w:val="000000"/>
-                <w:kern w:val="0"/>
-                <w:sz w:val="20"/>
-                <w:szCs w:val="20"/>
-                <w:lang w:eastAsia="en-IN"/>
-                <w14:ligatures w14:val="none"/>
-              </w:rPr>
-              <w:t>" or "</w:t>
-            </w:r>
-            <w:r>
-              <w:rPr>
-                <w:rFonts w:ascii="Century Gothic" w:eastAsia="Times New Roman" w:hAnsi="Century Gothic" w:cs="Calibri"/>
-                <w:color w:val="000000"/>
-                <w:kern w:val="0"/>
-                <w:sz w:val="20"/>
-                <w:szCs w:val="20"/>
-                <w:lang w:eastAsia="en-IN"/>
-                <w14:ligatures w14:val="none"/>
-              </w:rPr>
-              <w:t>PERMIT</w:t>
-            </w:r>
-            <w:r>
-              <w:rPr>
-                <w:rFonts w:ascii="Century Gothic" w:eastAsia="Times New Roman" w:hAnsi="Century Gothic" w:cs="Calibri"/>
-                <w:color w:val="000000"/>
-                <w:kern w:val="0"/>
-                <w:sz w:val="20"/>
-                <w:szCs w:val="20"/>
-                <w:lang w:eastAsia="en-IN"/>
-                <w14:ligatures w14:val="none"/>
-              </w:rPr>
-              <w:t xml:space="preserve"> No</w:t>
-            </w:r>
-            <w:r>
-              <w:rPr>
-                <w:rFonts w:ascii="Century Gothic" w:eastAsia="Times New Roman" w:hAnsi="Century Gothic" w:cs="Calibri"/>
-                <w:color w:val="000000"/>
-                <w:kern w:val="0"/>
-                <w:sz w:val="20"/>
-                <w:szCs w:val="20"/>
-                <w:lang w:eastAsia="en-IN"/>
-                <w14:ligatures w14:val="none"/>
-              </w:rPr>
-              <w:t>" or "</w:t>
-            </w:r>
-            <w:r>
-              <w:rPr>
-                <w:rFonts w:ascii="Century Gothic" w:eastAsia="Times New Roman" w:hAnsi="Century Gothic" w:cs="Calibri"/>
-                <w:color w:val="000000"/>
-                <w:kern w:val="0"/>
-                <w:sz w:val="20"/>
-                <w:szCs w:val="20"/>
-                <w:lang w:eastAsia="en-IN"/>
-                <w14:ligatures w14:val="none"/>
-              </w:rPr>
-              <w:t>PERMIT NUMBER</w:t>
-            </w:r>
-            <w:r>
-              <w:rPr>
-                <w:rFonts w:ascii="Century Gothic" w:eastAsia="Times New Roman" w:hAnsi="Century Gothic" w:cs="Calibri"/>
-                <w:color w:val="000000"/>
-                <w:kern w:val="0"/>
-                <w:sz w:val="20"/>
-                <w:szCs w:val="20"/>
-                <w:lang w:eastAsia="en-IN"/>
-                <w14:ligatures w14:val="none"/>
-              </w:rPr>
-              <w:t>" or "</w:t>
-            </w:r>
-            <w:r>
-              <w:rPr>
-                <w:color w:val="000000" w:themeColor="text1"/>
-                <w:kern w:val="0"/>
-                <w14:ligatures w14:val="none"/>
-              </w:rPr>
-              <w:t xml:space="preserve"> Building </w:t>
-            </w:r>
-            <w:r>
-              <w:rPr>
-                <w:rFonts w:ascii="Century Gothic" w:eastAsia="Times New Roman" w:hAnsi="Century Gothic" w:cs="Calibri"/>
-                <w:color w:val="000000"/>
-                <w:kern w:val="0"/>
-                <w:sz w:val="20"/>
-                <w:szCs w:val="20"/>
-                <w:lang w:eastAsia="en-IN"/>
-                <w14:ligatures w14:val="none"/>
-              </w:rPr>
-              <w:t>Permission Number</w:t>
-            </w:r>
-            <w:r>
-              <w:rPr>
-                <w:rFonts w:ascii="Century Gothic" w:eastAsia="Times New Roman" w:hAnsi="Century Gothic" w:cs="Calibri"/>
-                <w:color w:val="000000"/>
-                <w:kern w:val="0"/>
-                <w:sz w:val="20"/>
-                <w:szCs w:val="20"/>
-                <w:lang w:eastAsia="en-IN"/>
-                <w14:ligatures w14:val="none"/>
-              </w:rPr>
-              <w:t xml:space="preserve"> </w:t>
-            </w:r>
-            <w:r>
-              <w:rPr>
-                <w:rFonts w:ascii="Century Gothic" w:eastAsia="Times New Roman" w:hAnsi="Century Gothic" w:cs="Calibri"/>
-                <w:color w:val="000000"/>
-                <w:kern w:val="0"/>
-                <w:sz w:val="20"/>
-                <w:szCs w:val="20"/>
-                <w:lang w:eastAsia="en-IN"/>
-                <w14:ligatures w14:val="none"/>
-              </w:rPr>
-              <w:t>"</w:t>
-            </w:r>
-            <w:r>
-              <w:rPr>
-                <w:rFonts w:ascii="Century Gothic" w:eastAsia="Times New Roman" w:hAnsi="Century Gothic" w:cs="Calibri"/>
-                <w:color w:val="000000"/>
-                <w:kern w:val="0"/>
-                <w:sz w:val="20"/>
-                <w:szCs w:val="20"/>
-                <w:lang w:eastAsia="en-IN"/>
-                <w14:ligatures w14:val="none"/>
-              </w:rPr>
-              <w:t>}</w:t>
-            </w:r>
+          </w:tcPr>
+          <w:p>
+            <w:pPr>
+              <w:spacing w:after="0" w:line="240" w:lineRule="auto"/>
+              <w:rPr>
+                <w:rFonts w:ascii="Century Gothic" w:eastAsia="Times New Roman" w:hAnsi="Century Gothic" w:cs="Calibri"/>
+                <w:color w:val="000000"/>
+                <w:kern w:val="0"/>
+                <w:sz w:val="20"/>
+                <w:szCs w:val="20"/>
+                <w:lang w:eastAsia="en-IN"/>
+                <w14:ligatures w14:val="none"/>
+              </w:rPr>
+            </w:pPr>
           </w:p>
         </w:tc>
       </w:tr>
@@ -1221,40 +460,12 @@
         </w:trPr>
         <w:tc>
           <w:tcPr>
-            <w:tcW w:w="1158" w:type="dxa"/>
+            <w:tcW w:w="4065" w:type="dxa"/>
             <w:vMerge/>
             <w:tcBorders>
-              <w:top w:val="nil"/>
+              <w:top w:val="single" w:sz="8" w:space="0" w:color="auto"/>
               <w:left w:val="single" w:sz="8" w:space="0" w:color="auto"/>
               <w:bottom w:val="single" w:sz="8" w:space="0" w:color="000000"/>
-              <w:right w:val="single" w:sz="8" w:space="0" w:color="auto"/>
-            </w:tcBorders>
-            <w:vAlign w:val="center"/>
-            <w:hideMark/>
-          </w:tcPr>
-          <w:p>
-            <w:pPr>
-              <w:spacing w:after="0" w:line="240" w:lineRule="auto"/>
-              <w:rPr>
-                <w:rFonts w:ascii="Century Gothic" w:eastAsia="Times New Roman" w:hAnsi="Century Gothic" w:cs="Calibri"/>
-                <w:color w:val="000000"/>
-                <w:kern w:val="0"/>
-                <w:sz w:val="20"/>
-                <w:szCs w:val="20"/>
-                <w:lang w:eastAsia="en-IN"/>
-                <w14:ligatures w14:val="none"/>
-              </w:rPr>
-            </w:pPr>
-          </w:p>
-        </w:tc>
-        <w:tc>
-          <w:tcPr>
-            <w:tcW w:w="3167" w:type="dxa"/>
-            <w:vMerge/>
-            <w:tcBorders>
-              <w:top w:val="single" w:sz="8" w:space="0" w:color="auto"/>
-              <w:left w:val="single" w:sz="8" w:space="0" w:color="auto"/>
-              <w:bottom w:val="single" w:sz="8" w:space="0" w:color="000000"/>
               <w:right w:val="single" w:sz="8" w:space="0" w:color="000000"/>
             </w:tcBorders>
             <w:vAlign w:val="center"/>
@@ -1286,169 +497,20 @@
               <w:right w:val="single" w:sz="8" w:space="0" w:color="000000"/>
             </w:tcBorders>
             <w:vAlign w:val="center"/>
-            <w:hideMark/>
-          </w:tcPr>
-          <w:p>
-            <w:pPr>
-              <w:spacing w:after="0" w:line="240" w:lineRule="auto"/>
-              <w:rPr>
-                <w:rFonts w:ascii="Century Gothic" w:eastAsia="Times New Roman" w:hAnsi="Century Gothic" w:cs="Calibri"/>
-                <w:color w:val="000000"/>
-                <w:kern w:val="0"/>
-                <w:sz w:val="20"/>
-                <w:szCs w:val="20"/>
-                <w:lang w:eastAsia="en-IN"/>
-                <w14:ligatures w14:val="none"/>
-              </w:rPr>
-            </w:pPr>
-            <w:r>
-              <w:rPr>
-                <w:rFonts w:ascii="Century Gothic" w:eastAsia="Times New Roman" w:hAnsi="Century Gothic" w:cs="Calibri"/>
-                <w:color w:val="000000"/>
-                <w:kern w:val="0"/>
-                <w:sz w:val="20"/>
-                <w:szCs w:val="20"/>
-                <w:lang w:eastAsia="en-IN"/>
-                <w14:ligatures w14:val="none"/>
-              </w:rPr>
-              <w:t>3). Copy of Sale deed/DAGPA</w:t>
-            </w:r>
-            <w:r>
-              <w:rPr>
-                <w:rFonts w:ascii="Century Gothic" w:eastAsia="Times New Roman" w:hAnsi="Century Gothic" w:cs="Calibri"/>
-                <w:b/>
-                <w:bCs/>
-                <w:color w:val="000000"/>
-                <w:kern w:val="0"/>
-                <w:sz w:val="20"/>
-                <w:szCs w:val="20"/>
-                <w:lang w:eastAsia="en-IN"/>
-                <w14:ligatures w14:val="none"/>
-              </w:rPr>
-              <w:t xml:space="preserve"> </w:t>
-            </w:r>
-            <w:r>
-              <w:rPr>
-                <w:rFonts w:ascii="Century Gothic" w:eastAsia="Times New Roman" w:hAnsi="Century Gothic" w:cs="Calibri"/>
-                <w:color w:val="000000"/>
-                <w:kern w:val="0"/>
-                <w:sz w:val="20"/>
-                <w:szCs w:val="20"/>
-                <w:lang w:eastAsia="en-IN"/>
-                <w14:ligatures w14:val="none"/>
-              </w:rPr>
-              <w:t>document No</w:t>
-            </w:r>
-            <w:r>
-              <w:rPr>
-                <w:rFonts w:ascii="Century Gothic" w:eastAsia="Times New Roman" w:hAnsi="Century Gothic" w:cs="Calibri"/>
-                <w:color w:val="000000"/>
-                <w:kern w:val="0"/>
-                <w:sz w:val="20"/>
-                <w:szCs w:val="20"/>
-                <w:lang w:eastAsia="en-IN"/>
-                <w14:ligatures w14:val="none"/>
-              </w:rPr>
-              <w:t xml:space="preserve"> </w:t>
-            </w:r>
-            <w:r>
-              <w:rPr>
-                <w:rFonts w:ascii="Century Gothic" w:eastAsia="Times New Roman" w:hAnsi="Century Gothic" w:cs="Calibri"/>
-                <w:color w:val="000000"/>
-                <w:kern w:val="0"/>
-                <w:sz w:val="20"/>
-                <w:szCs w:val="20"/>
-                <w:lang w:eastAsia="en-IN"/>
-                <w14:ligatures w14:val="none"/>
-              </w:rPr>
-              <w:t xml:space="preserve">{Searchable key words from uploaded document </w:t>
-            </w:r>
-          </w:p>
-          <w:p>
-            <w:pPr>
-              <w:spacing w:after="0" w:line="240" w:lineRule="auto"/>
-              <w:rPr>
-                <w:rFonts w:ascii="Century Gothic" w:eastAsia="Times New Roman" w:hAnsi="Century Gothic" w:cs="Calibri"/>
-                <w:color w:val="000000"/>
-                <w:kern w:val="0"/>
-                <w:sz w:val="20"/>
-                <w:szCs w:val="20"/>
-                <w:lang w:eastAsia="en-IN"/>
-                <w14:ligatures w14:val="none"/>
-              </w:rPr>
-            </w:pPr>
-            <w:r>
-              <w:rPr>
-                <w:rFonts w:ascii="Century Gothic" w:eastAsia="Times New Roman" w:hAnsi="Century Gothic" w:cs="Calibri"/>
-                <w:color w:val="000000"/>
-                <w:kern w:val="0"/>
-                <w:sz w:val="20"/>
-                <w:szCs w:val="20"/>
-                <w:lang w:eastAsia="en-IN"/>
-                <w14:ligatures w14:val="none"/>
-              </w:rPr>
-              <w:t>(</w:t>
-            </w:r>
-            <w:r>
-              <w:rPr>
-                <w:rFonts w:ascii="Century Gothic" w:eastAsia="Times New Roman" w:hAnsi="Century Gothic" w:cs="Calibri"/>
-                <w:color w:val="000000"/>
-                <w:kern w:val="0"/>
-                <w:sz w:val="20"/>
-                <w:szCs w:val="20"/>
-                <w:lang w:eastAsia="en-IN"/>
-                <w14:ligatures w14:val="none"/>
-              </w:rPr>
-              <w:t>AOS</w:t>
-            </w:r>
-            <w:r>
-              <w:rPr>
-                <w:rFonts w:ascii="Century Gothic" w:eastAsia="Times New Roman" w:hAnsi="Century Gothic" w:cs="Calibri"/>
-                <w:color w:val="000000"/>
-                <w:kern w:val="0"/>
-                <w:sz w:val="20"/>
-                <w:szCs w:val="20"/>
-                <w:lang w:eastAsia="en-IN"/>
-                <w14:ligatures w14:val="none"/>
-              </w:rPr>
-              <w:t xml:space="preserve">.PDF/ </w:t>
-            </w:r>
-            <w:r>
-              <w:rPr>
-                <w:rFonts w:ascii="Century Gothic" w:eastAsia="Times New Roman" w:hAnsi="Century Gothic" w:cs="Calibri"/>
-                <w:color w:val="000000"/>
-                <w:kern w:val="0"/>
-                <w:sz w:val="20"/>
-                <w:szCs w:val="20"/>
-                <w:lang w:eastAsia="en-IN"/>
-                <w14:ligatures w14:val="none"/>
-              </w:rPr>
-              <w:t>AOS</w:t>
-            </w:r>
-            <w:r>
-              <w:rPr>
-                <w:rFonts w:ascii="Century Gothic" w:eastAsia="Times New Roman" w:hAnsi="Century Gothic" w:cs="Calibri"/>
-                <w:color w:val="000000"/>
-                <w:kern w:val="0"/>
-                <w:sz w:val="20"/>
-                <w:szCs w:val="20"/>
-                <w:lang w:eastAsia="en-IN"/>
-                <w14:ligatures w14:val="none"/>
-              </w:rPr>
-              <w:t xml:space="preserve"> .docx): </w:t>
-            </w:r>
-            <w:r>
-              <w:rPr>
-                <w:rFonts w:ascii="Century Gothic" w:eastAsia="Times New Roman" w:hAnsi="Century Gothic" w:cs="Calibri"/>
-                <w:color w:val="000000"/>
-                <w:kern w:val="0"/>
-                <w:sz w:val="20"/>
-                <w:szCs w:val="20"/>
-                <w:lang w:eastAsia="en-IN"/>
-                <w14:ligatures w14:val="none"/>
-              </w:rPr>
-              <w:t>}</w:t>
-            </w:r>
+          </w:tcPr>
+          <w:p>
+            <w:pPr>
+              <w:spacing w:after="0" w:line="240" w:lineRule="auto"/>
+              <w:rPr>
+                <w:rFonts w:ascii="Century Gothic" w:eastAsia="Times New Roman" w:hAnsi="Century Gothic" w:cs="Calibri"/>
+                <w:color w:val="000000"/>
+                <w:kern w:val="0"/>
+                <w:sz w:val="20"/>
+                <w:szCs w:val="20"/>
+                <w:lang w:eastAsia="en-IN"/>
+                <w14:ligatures w14:val="none"/>
+              </w:rPr>
+            </w:pPr>
           </w:p>
         </w:tc>
       </w:tr>
@@ -1458,40 +520,12 @@
         </w:trPr>
         <w:tc>
           <w:tcPr>
-            <w:tcW w:w="1158" w:type="dxa"/>
+            <w:tcW w:w="4065" w:type="dxa"/>
             <w:vMerge/>
             <w:tcBorders>
-              <w:top w:val="nil"/>
+              <w:top w:val="single" w:sz="8" w:space="0" w:color="auto"/>
               <w:left w:val="single" w:sz="8" w:space="0" w:color="auto"/>
               <w:bottom w:val="single" w:sz="8" w:space="0" w:color="000000"/>
-              <w:right w:val="single" w:sz="8" w:space="0" w:color="auto"/>
-            </w:tcBorders>
-            <w:vAlign w:val="center"/>
-            <w:hideMark/>
-          </w:tcPr>
-          <w:p>
-            <w:pPr>
-              <w:spacing w:after="0" w:line="240" w:lineRule="auto"/>
-              <w:rPr>
-                <w:rFonts w:ascii="Century Gothic" w:eastAsia="Times New Roman" w:hAnsi="Century Gothic" w:cs="Calibri"/>
-                <w:color w:val="000000"/>
-                <w:kern w:val="0"/>
-                <w:sz w:val="20"/>
-                <w:szCs w:val="20"/>
-                <w:lang w:eastAsia="en-IN"/>
-                <w14:ligatures w14:val="none"/>
-              </w:rPr>
-            </w:pPr>
-          </w:p>
-        </w:tc>
-        <w:tc>
-          <w:tcPr>
-            <w:tcW w:w="3167" w:type="dxa"/>
-            <w:vMerge/>
-            <w:tcBorders>
-              <w:top w:val="single" w:sz="8" w:space="0" w:color="auto"/>
-              <w:left w:val="single" w:sz="8" w:space="0" w:color="auto"/>
-              <w:bottom w:val="single" w:sz="8" w:space="0" w:color="000000"/>
               <w:right w:val="single" w:sz="8" w:space="0" w:color="000000"/>
             </w:tcBorders>
             <w:vAlign w:val="center"/>
@@ -1523,155 +557,20 @@
               <w:right w:val="single" w:sz="8" w:space="0" w:color="000000"/>
             </w:tcBorders>
             <w:vAlign w:val="center"/>
-            <w:hideMark/>
-          </w:tcPr>
-          <w:p>
-            <w:pPr>
-              <w:spacing w:after="0" w:line="240" w:lineRule="auto"/>
-              <w:rPr>
-                <w:rFonts w:ascii="Century Gothic" w:eastAsia="Times New Roman" w:hAnsi="Century Gothic" w:cs="Calibri"/>
-                <w:color w:val="000000"/>
-                <w:kern w:val="0"/>
-                <w:sz w:val="20"/>
-                <w:szCs w:val="20"/>
-                <w:lang w:eastAsia="en-IN"/>
-                <w14:ligatures w14:val="none"/>
-              </w:rPr>
-            </w:pPr>
-            <w:r>
-              <w:rPr>
-                <w:rFonts w:ascii="Century Gothic" w:eastAsia="Times New Roman" w:hAnsi="Century Gothic" w:cs="Calibri"/>
-                <w:color w:val="000000"/>
-                <w:kern w:val="0"/>
-                <w:sz w:val="20"/>
-                <w:szCs w:val="20"/>
-                <w:lang w:eastAsia="en-IN"/>
-                <w14:ligatures w14:val="none"/>
-              </w:rPr>
-              <w:t>4). Copy of Work Order in favour of</w:t>
-            </w:r>
-          </w:p>
-          <w:p>
-            <w:pPr>
-              <w:spacing w:after="0" w:line="240" w:lineRule="auto"/>
-              <w:rPr>
-                <w:rFonts w:ascii="Century Gothic" w:eastAsia="Times New Roman" w:hAnsi="Century Gothic" w:cs="Calibri"/>
-                <w:color w:val="000000"/>
-                <w:kern w:val="0"/>
-                <w:sz w:val="20"/>
-                <w:szCs w:val="20"/>
-                <w:lang w:eastAsia="en-IN"/>
-                <w14:ligatures w14:val="none"/>
-              </w:rPr>
-            </w:pPr>
-            <w:r>
-              <w:rPr>
-                <w:rFonts w:ascii="Century Gothic" w:eastAsia="Times New Roman" w:hAnsi="Century Gothic" w:cs="Calibri"/>
-                <w:color w:val="000000"/>
-                <w:kern w:val="0"/>
-                <w:sz w:val="20"/>
-                <w:szCs w:val="20"/>
-                <w:lang w:eastAsia="en-IN"/>
-                <w14:ligatures w14:val="none"/>
-              </w:rPr>
-              <w:t>{Searchable key words from uploaded document (</w:t>
-            </w:r>
-            <w:r>
-              <w:rPr>
-                <w:rFonts w:ascii="Century Gothic" w:eastAsia="Times New Roman" w:hAnsi="Century Gothic" w:cs="Calibri"/>
-                <w:color w:val="000000"/>
-                <w:kern w:val="0"/>
-                <w:sz w:val="20"/>
-                <w:szCs w:val="20"/>
-                <w:lang w:eastAsia="en-IN"/>
-                <w14:ligatures w14:val="none"/>
-              </w:rPr>
-              <w:t>WO</w:t>
-            </w:r>
-            <w:r>
-              <w:rPr>
-                <w:rFonts w:ascii="Century Gothic" w:eastAsia="Times New Roman" w:hAnsi="Century Gothic" w:cs="Calibri"/>
-                <w:color w:val="000000"/>
-                <w:kern w:val="0"/>
-                <w:sz w:val="20"/>
-                <w:szCs w:val="20"/>
-                <w:lang w:eastAsia="en-IN"/>
-                <w14:ligatures w14:val="none"/>
-              </w:rPr>
-              <w:t>.PDF/</w:t>
-            </w:r>
-            <w:r>
-              <w:rPr>
-                <w:rFonts w:ascii="Century Gothic" w:eastAsia="Times New Roman" w:hAnsi="Century Gothic" w:cs="Calibri"/>
-                <w:color w:val="000000"/>
-                <w:kern w:val="0"/>
-                <w:sz w:val="20"/>
-                <w:szCs w:val="20"/>
-                <w:lang w:eastAsia="en-IN"/>
-                <w14:ligatures w14:val="none"/>
-              </w:rPr>
-              <w:t>WO</w:t>
-            </w:r>
-            <w:r>
-              <w:rPr>
-                <w:rFonts w:ascii="Century Gothic" w:eastAsia="Times New Roman" w:hAnsi="Century Gothic" w:cs="Calibri"/>
-                <w:color w:val="000000"/>
-                <w:kern w:val="0"/>
-                <w:sz w:val="20"/>
-                <w:szCs w:val="20"/>
-                <w:lang w:eastAsia="en-IN"/>
-                <w14:ligatures w14:val="none"/>
-              </w:rPr>
-              <w:t xml:space="preserve">.docx): </w:t>
-            </w:r>
-            <w:r>
-              <w:rPr>
-                <w:rFonts w:ascii="Century Gothic" w:eastAsia="Times New Roman" w:hAnsi="Century Gothic" w:cs="Calibri"/>
-                <w:color w:val="000000"/>
-                <w:kern w:val="0"/>
-                <w:sz w:val="20"/>
-                <w:szCs w:val="20"/>
-                <w:lang w:eastAsia="en-IN"/>
-                <w14:ligatures w14:val="none"/>
-              </w:rPr>
-              <w:t>"</w:t>
-            </w:r>
-            <w:r>
-              <w:rPr>
-                <w:rFonts w:ascii="Century Gothic" w:eastAsia="Times New Roman" w:hAnsi="Century Gothic" w:cs="Calibri"/>
-                <w:color w:val="000000"/>
-                <w:kern w:val="0"/>
-                <w:sz w:val="20"/>
-                <w:szCs w:val="20"/>
-                <w:lang w:eastAsia="en-IN"/>
-                <w14:ligatures w14:val="none"/>
-              </w:rPr>
-              <w:t>PLACED ON</w:t>
-            </w:r>
-            <w:r>
-              <w:rPr>
-                <w:rFonts w:ascii="Century Gothic" w:eastAsia="Times New Roman" w:hAnsi="Century Gothic" w:cs="Calibri"/>
-                <w:color w:val="000000"/>
-                <w:kern w:val="0"/>
-                <w:sz w:val="20"/>
-                <w:szCs w:val="20"/>
-                <w:lang w:eastAsia="en-IN"/>
-                <w14:ligatures w14:val="none"/>
-              </w:rPr>
-              <w:t xml:space="preserve">" or "AND" </w:t>
-            </w:r>
-            <w:r>
-              <w:rPr>
-                <w:rFonts w:ascii="Century Gothic" w:eastAsia="Times New Roman" w:hAnsi="Century Gothic" w:cs="Calibri"/>
-                <w:color w:val="000000"/>
-                <w:kern w:val="0"/>
-                <w:sz w:val="20"/>
-                <w:szCs w:val="20"/>
-                <w:lang w:eastAsia="en-IN"/>
-                <w14:ligatures w14:val="none"/>
-              </w:rPr>
-              <w:t>}</w:t>
-            </w:r>
+          </w:tcPr>
+          <w:p>
+            <w:pPr>
+              <w:spacing w:after="0" w:line="240" w:lineRule="auto"/>
+              <w:rPr>
+                <w:rFonts w:ascii="Century Gothic" w:eastAsia="Times New Roman" w:hAnsi="Century Gothic" w:cs="Calibri"/>
+                <w:color w:val="000000"/>
+                <w:kern w:val="0"/>
+                <w:sz w:val="20"/>
+                <w:szCs w:val="20"/>
+                <w:lang w:eastAsia="en-IN"/>
+                <w14:ligatures w14:val="none"/>
+              </w:rPr>
+            </w:pPr>
           </w:p>
         </w:tc>
       </w:tr>
@@ -1681,40 +580,12 @@
         </w:trPr>
         <w:tc>
           <w:tcPr>
-            <w:tcW w:w="1158" w:type="dxa"/>
+            <w:tcW w:w="4065" w:type="dxa"/>
             <w:vMerge/>
             <w:tcBorders>
-              <w:top w:val="nil"/>
+              <w:top w:val="single" w:sz="8" w:space="0" w:color="auto"/>
               <w:left w:val="single" w:sz="8" w:space="0" w:color="auto"/>
               <w:bottom w:val="single" w:sz="8" w:space="0" w:color="000000"/>
-              <w:right w:val="single" w:sz="8" w:space="0" w:color="auto"/>
-            </w:tcBorders>
-            <w:vAlign w:val="center"/>
-            <w:hideMark/>
-          </w:tcPr>
-          <w:p>
-            <w:pPr>
-              <w:spacing w:after="0" w:line="240" w:lineRule="auto"/>
-              <w:rPr>
-                <w:rFonts w:ascii="Century Gothic" w:eastAsia="Times New Roman" w:hAnsi="Century Gothic" w:cs="Calibri"/>
-                <w:color w:val="000000"/>
-                <w:kern w:val="0"/>
-                <w:sz w:val="20"/>
-                <w:szCs w:val="20"/>
-                <w:lang w:eastAsia="en-IN"/>
-                <w14:ligatures w14:val="none"/>
-              </w:rPr>
-            </w:pPr>
-          </w:p>
-        </w:tc>
-        <w:tc>
-          <w:tcPr>
-            <w:tcW w:w="3167" w:type="dxa"/>
-            <w:vMerge/>
-            <w:tcBorders>
-              <w:top w:val="single" w:sz="8" w:space="0" w:color="auto"/>
-              <w:left w:val="single" w:sz="8" w:space="0" w:color="auto"/>
-              <w:bottom w:val="single" w:sz="8" w:space="0" w:color="000000"/>
               <w:right w:val="single" w:sz="8" w:space="0" w:color="000000"/>
             </w:tcBorders>
             <w:vAlign w:val="center"/>
@@ -1746,155 +617,20 @@
               <w:right w:val="single" w:sz="8" w:space="0" w:color="000000"/>
             </w:tcBorders>
             <w:vAlign w:val="center"/>
-            <w:hideMark/>
-          </w:tcPr>
-          <w:p>
-            <w:pPr>
-              <w:spacing w:after="0" w:line="240" w:lineRule="auto"/>
-              <w:rPr>
-                <w:rFonts w:ascii="Century Gothic" w:eastAsia="Times New Roman" w:hAnsi="Century Gothic" w:cs="Calibri"/>
-                <w:color w:val="000000"/>
-                <w:kern w:val="0"/>
-                <w:sz w:val="20"/>
-                <w:szCs w:val="20"/>
-                <w:lang w:eastAsia="en-IN"/>
-                <w14:ligatures w14:val="none"/>
-              </w:rPr>
-            </w:pPr>
-            <w:r>
-              <w:rPr>
-                <w:rFonts w:ascii="Century Gothic" w:eastAsia="Times New Roman" w:hAnsi="Century Gothic" w:cs="Calibri"/>
-                <w:color w:val="000000"/>
-                <w:kern w:val="0"/>
-                <w:sz w:val="20"/>
-                <w:szCs w:val="20"/>
-                <w:lang w:eastAsia="en-IN"/>
-                <w14:ligatures w14:val="none"/>
-              </w:rPr>
-              <w:t>5). Copy of RERA</w:t>
-            </w:r>
-          </w:p>
-          <w:p>
-            <w:pPr>
-              <w:spacing w:after="0" w:line="240" w:lineRule="auto"/>
-              <w:rPr>
-                <w:rFonts w:ascii="Century Gothic" w:eastAsia="Times New Roman" w:hAnsi="Century Gothic" w:cs="Calibri"/>
-                <w:color w:val="000000"/>
-                <w:kern w:val="0"/>
-                <w:sz w:val="20"/>
-                <w:szCs w:val="20"/>
-                <w:lang w:eastAsia="en-IN"/>
-                <w14:ligatures w14:val="none"/>
-              </w:rPr>
-            </w:pPr>
-            <w:r>
-              <w:rPr>
-                <w:rFonts w:ascii="Century Gothic" w:eastAsia="Times New Roman" w:hAnsi="Century Gothic" w:cs="Calibri"/>
-                <w:color w:val="000000"/>
-                <w:kern w:val="0"/>
-                <w:sz w:val="20"/>
-                <w:szCs w:val="20"/>
-                <w:lang w:eastAsia="en-IN"/>
-                <w14:ligatures w14:val="none"/>
-              </w:rPr>
-              <w:t>{Searchable key words from uploaded document (</w:t>
-            </w:r>
-            <w:r>
-              <w:rPr>
-                <w:rFonts w:ascii="Century Gothic" w:eastAsia="Times New Roman" w:hAnsi="Century Gothic" w:cs="Calibri"/>
-                <w:color w:val="000000"/>
-                <w:kern w:val="0"/>
-                <w:sz w:val="20"/>
-                <w:szCs w:val="20"/>
-                <w:lang w:eastAsia="en-IN"/>
-                <w14:ligatures w14:val="none"/>
-              </w:rPr>
-              <w:t>RERA</w:t>
-            </w:r>
-            <w:r>
-              <w:rPr>
-                <w:rFonts w:ascii="Century Gothic" w:eastAsia="Times New Roman" w:hAnsi="Century Gothic" w:cs="Calibri"/>
-                <w:color w:val="000000"/>
-                <w:kern w:val="0"/>
-                <w:sz w:val="20"/>
-                <w:szCs w:val="20"/>
-                <w:lang w:eastAsia="en-IN"/>
-                <w14:ligatures w14:val="none"/>
-              </w:rPr>
-              <w:t xml:space="preserve">.PDF): </w:t>
-            </w:r>
-            <w:r>
-              <w:rPr>
-                <w:rFonts w:ascii="Century Gothic" w:eastAsia="Times New Roman" w:hAnsi="Century Gothic" w:cs="Calibri"/>
-                <w:color w:val="000000"/>
-                <w:kern w:val="0"/>
-                <w:sz w:val="20"/>
-                <w:szCs w:val="20"/>
-                <w:lang w:eastAsia="en-IN"/>
-                <w14:ligatures w14:val="none"/>
-              </w:rPr>
-              <w:t>"</w:t>
-            </w:r>
-            <w:r>
-              <w:rPr>
-                <w:rFonts w:ascii="Century Gothic" w:eastAsia="Times New Roman" w:hAnsi="Century Gothic" w:cs="Calibri"/>
-                <w:color w:val="000000"/>
-                <w:kern w:val="0"/>
-                <w:sz w:val="20"/>
-                <w:szCs w:val="20"/>
-                <w:lang w:eastAsia="en-IN"/>
-                <w14:ligatures w14:val="none"/>
-              </w:rPr>
-              <w:t>Rera Registration Number</w:t>
-            </w:r>
-            <w:r>
-              <w:rPr>
-                <w:rFonts w:ascii="Century Gothic" w:eastAsia="Times New Roman" w:hAnsi="Century Gothic" w:cs="Calibri"/>
-                <w:color w:val="000000"/>
-                <w:kern w:val="0"/>
-                <w:sz w:val="20"/>
-                <w:szCs w:val="20"/>
-                <w:lang w:eastAsia="en-IN"/>
-                <w14:ligatures w14:val="none"/>
-              </w:rPr>
-              <w:t>" or "</w:t>
-            </w:r>
-            <w:r>
-              <w:rPr>
-                <w:rFonts w:ascii="Century Gothic" w:eastAsia="Times New Roman" w:hAnsi="Century Gothic" w:cs="Calibri"/>
-                <w:color w:val="000000"/>
-                <w:kern w:val="0"/>
-                <w:sz w:val="20"/>
-                <w:szCs w:val="20"/>
-                <w:lang w:eastAsia="en-IN"/>
-                <w14:ligatures w14:val="none"/>
-              </w:rPr>
-              <w:t>RERA</w:t>
-            </w:r>
-            <w:r>
-              <w:rPr>
-                <w:rFonts w:ascii="Century Gothic" w:eastAsia="Times New Roman" w:hAnsi="Century Gothic" w:cs="Calibri"/>
-                <w:color w:val="000000"/>
-                <w:kern w:val="0"/>
-                <w:sz w:val="20"/>
-                <w:szCs w:val="20"/>
-                <w:lang w:eastAsia="en-IN"/>
-                <w14:ligatures w14:val="none"/>
-              </w:rPr>
-              <w:t xml:space="preserve">" </w:t>
-            </w:r>
-            <w:r>
-              <w:rPr>
-                <w:rFonts w:ascii="Century Gothic" w:eastAsia="Times New Roman" w:hAnsi="Century Gothic" w:cs="Calibri"/>
-                <w:color w:val="000000"/>
-                <w:kern w:val="0"/>
-                <w:sz w:val="20"/>
-                <w:szCs w:val="20"/>
-                <w:lang w:eastAsia="en-IN"/>
-                <w14:ligatures w14:val="none"/>
-              </w:rPr>
-              <w:t>}</w:t>
-            </w:r>
+          </w:tcPr>
+          <w:p>
+            <w:pPr>
+              <w:spacing w:after="0" w:line="240" w:lineRule="auto"/>
+              <w:rPr>
+                <w:rFonts w:ascii="Century Gothic" w:eastAsia="Times New Roman" w:hAnsi="Century Gothic" w:cs="Calibri"/>
+                <w:color w:val="000000"/>
+                <w:kern w:val="0"/>
+                <w:sz w:val="20"/>
+                <w:szCs w:val="20"/>
+                <w:lang w:eastAsia="en-IN"/>
+                <w14:ligatures w14:val="none"/>
+              </w:rPr>
+            </w:pPr>
           </w:p>
         </w:tc>
       </w:tr>
@@ -1904,40 +640,12 @@
         </w:trPr>
         <w:tc>
           <w:tcPr>
-            <w:tcW w:w="1158" w:type="dxa"/>
+            <w:tcW w:w="4065" w:type="dxa"/>
             <w:vMerge/>
             <w:tcBorders>
-              <w:top w:val="nil"/>
+              <w:top w:val="single" w:sz="8" w:space="0" w:color="auto"/>
               <w:left w:val="single" w:sz="8" w:space="0" w:color="auto"/>
               <w:bottom w:val="single" w:sz="8" w:space="0" w:color="000000"/>
-              <w:right w:val="single" w:sz="8" w:space="0" w:color="auto"/>
-            </w:tcBorders>
-            <w:vAlign w:val="center"/>
-            <w:hideMark/>
-          </w:tcPr>
-          <w:p>
-            <w:pPr>
-              <w:spacing w:after="0" w:line="240" w:lineRule="auto"/>
-              <w:rPr>
-                <w:rFonts w:ascii="Century Gothic" w:eastAsia="Times New Roman" w:hAnsi="Century Gothic" w:cs="Calibri"/>
-                <w:color w:val="000000"/>
-                <w:kern w:val="0"/>
-                <w:sz w:val="20"/>
-                <w:szCs w:val="20"/>
-                <w:lang w:eastAsia="en-IN"/>
-                <w14:ligatures w14:val="none"/>
-              </w:rPr>
-            </w:pPr>
-          </w:p>
-        </w:tc>
-        <w:tc>
-          <w:tcPr>
-            <w:tcW w:w="3167" w:type="dxa"/>
-            <w:vMerge/>
-            <w:tcBorders>
-              <w:top w:val="single" w:sz="8" w:space="0" w:color="auto"/>
-              <w:left w:val="single" w:sz="8" w:space="0" w:color="auto"/>
-              <w:bottom w:val="single" w:sz="8" w:space="0" w:color="000000"/>
               <w:right w:val="single" w:sz="8" w:space="0" w:color="000000"/>
             </w:tcBorders>
             <w:vAlign w:val="center"/>
@@ -1969,33 +677,20 @@
               <w:right w:val="single" w:sz="8" w:space="0" w:color="000000"/>
             </w:tcBorders>
             <w:vAlign w:val="center"/>
-            <w:hideMark/>
-          </w:tcPr>
-          <w:p>
-            <w:pPr>
-              <w:spacing w:after="0" w:line="240" w:lineRule="auto"/>
-              <w:rPr>
-                <w:rFonts w:ascii="Century Gothic" w:eastAsia="Times New Roman" w:hAnsi="Century Gothic" w:cs="Calibri"/>
-                <w:color w:val="000000"/>
-                <w:kern w:val="0"/>
-                <w:sz w:val="20"/>
-                <w:szCs w:val="20"/>
-                <w:lang w:eastAsia="en-IN"/>
-                <w14:ligatures w14:val="none"/>
-              </w:rPr>
-            </w:pPr>
-            <w:r>
-              <w:rPr>
-                <w:rFonts w:ascii="Century Gothic" w:eastAsia="Times New Roman" w:hAnsi="Century Gothic" w:cs="Calibri"/>
-                <w:color w:val="000000"/>
-                <w:kern w:val="0"/>
-                <w:sz w:val="20"/>
-                <w:szCs w:val="20"/>
-                <w:lang w:eastAsia="en-IN"/>
-                <w14:ligatures w14:val="none"/>
-              </w:rPr>
-              <w:t>6).  Free holder</w:t>
-            </w:r>
+          </w:tcPr>
+          <w:p>
+            <w:pPr>
+              <w:spacing w:after="0" w:line="240" w:lineRule="auto"/>
+              <w:rPr>
+                <w:rFonts w:ascii="Century Gothic" w:eastAsia="Times New Roman" w:hAnsi="Century Gothic" w:cs="Calibri"/>
+                <w:color w:val="000000"/>
+                <w:kern w:val="0"/>
+                <w:sz w:val="20"/>
+                <w:szCs w:val="20"/>
+                <w:lang w:eastAsia="en-IN"/>
+                <w14:ligatures w14:val="none"/>
+              </w:rPr>
+            </w:pPr>
           </w:p>
         </w:tc>
       </w:tr>
@@ -2005,48 +700,7 @@
         </w:trPr>
         <w:tc>
           <w:tcPr>
-            <w:tcW w:w="1158" w:type="dxa"/>
-            <w:vMerge w:val="restart"/>
-            <w:tcBorders>
-              <w:top w:val="nil"/>
-              <w:left w:val="single" w:sz="8" w:space="0" w:color="auto"/>
-              <w:bottom w:val="single" w:sz="8" w:space="0" w:color="000000"/>
-              <w:right w:val="single" w:sz="8" w:space="0" w:color="auto"/>
-            </w:tcBorders>
-            <w:vAlign w:val="center"/>
-            <w:hideMark/>
-          </w:tcPr>
-          <w:p>
-            <w:pPr>
-              <w:spacing w:after="0" w:line="240" w:lineRule="auto"/>
-              <w:jc w:val="center"/>
-              <w:rPr>
-                <w:rFonts w:ascii="Century Gothic" w:eastAsia="Times New Roman" w:hAnsi="Century Gothic" w:cs="Calibri"/>
-                <w:color w:val="000000"/>
-                <w:kern w:val="0"/>
-                <w:sz w:val="20"/>
-                <w:szCs w:val="20"/>
-                <w:lang w:eastAsia="en-IN"/>
-                <w14:ligatures w14:val="none"/>
-              </w:rPr>
-            </w:pPr>
-            <w:r>
-              <w:rPr>
-                <w:rFonts w:ascii="Century Gothic" w:eastAsia="Times New Roman" w:hAnsi="Century Gothic" w:cs="Calibri"/>
-                <w:color w:val="000000"/>
-                <w:kern w:val="0"/>
-                <w:sz w:val="20"/>
-                <w:szCs w:val="20"/>
-                <w:lang w:eastAsia="en-IN"/>
-                <w14:ligatures w14:val="none"/>
-              </w:rPr>
-              <w:t>4     </w:t>
-            </w:r>
-          </w:p>
-        </w:tc>
-        <w:tc>
-          <w:tcPr>
-            <w:tcW w:w="3167" w:type="dxa"/>
+            <w:tcW w:w="4065" w:type="dxa"/>
             <w:tcBorders>
               <w:top w:val="single" w:sz="8" w:space="0" w:color="auto"/>
               <w:left w:val="nil"/>
@@ -2094,7 +748,6 @@
               <w:right w:val="single" w:sz="8" w:space="0" w:color="000000"/>
             </w:tcBorders>
             <w:vAlign w:val="center"/>
-            <w:hideMark/>
           </w:tcPr>
           <w:p>
             <w:pPr>
@@ -2110,102 +763,6 @@
                 <w14:ligatures w14:val="none"/>
               </w:rPr>
             </w:pPr>
-            <w:r>
-              <w:rPr>
-                <w:rFonts w:ascii="Century Gothic" w:eastAsia="Times New Roman" w:hAnsi="Century Gothic" w:cs="Calibri"/>
-                <w:color w:val="000000"/>
-                <w:kern w:val="0"/>
-                <w:sz w:val="20"/>
-                <w:szCs w:val="20"/>
-                <w:lang w:eastAsia="en-IN"/>
-                <w14:ligatures w14:val="none"/>
-              </w:rPr>
-              <w:t xml:space="preserve">{Searchable key words from uploaded document (AOS.PDF/AOS.docx): </w:t>
-            </w:r>
-            <w:r>
-              <w:rPr>
-                <w:rFonts w:ascii="Century Gothic" w:eastAsia="Times New Roman" w:hAnsi="Century Gothic" w:cs="Calibri"/>
-                <w:color w:val="000000"/>
-                <w:kern w:val="0"/>
-                <w:sz w:val="20"/>
-                <w:szCs w:val="20"/>
-                <w:lang w:eastAsia="en-IN"/>
-                <w14:ligatures w14:val="none"/>
-              </w:rPr>
-              <w:t>"Vendee" or "By and Between" or "SECOND PART"</w:t>
-            </w:r>
-            <w:r>
-              <w:rPr>
-                <w:rFonts w:ascii="Century Gothic" w:eastAsia="Times New Roman" w:hAnsi="Century Gothic" w:cs="Calibri"/>
-                <w:color w:val="000000"/>
-                <w:kern w:val="0"/>
-                <w:sz w:val="20"/>
-                <w:szCs w:val="20"/>
-                <w:lang w:eastAsia="en-IN"/>
-                <w14:ligatures w14:val="none"/>
-              </w:rPr>
-              <w:t xml:space="preserve"> or </w:t>
-            </w:r>
-            <w:r>
-              <w:rPr>
-                <w:rFonts w:ascii="Century Gothic" w:eastAsia="Times New Roman" w:hAnsi="Century Gothic" w:cs="Calibri"/>
-                <w:color w:val="000000"/>
-                <w:kern w:val="0"/>
-                <w:sz w:val="20"/>
-                <w:szCs w:val="20"/>
-                <w:lang w:eastAsia="en-IN"/>
-                <w14:ligatures w14:val="none"/>
-              </w:rPr>
-              <w:t>"OWNERS/LANDOWNERS/EXECUTANTS</w:t>
-            </w:r>
-            <w:r>
-              <w:rPr>
-                <w:rFonts w:ascii="Century Gothic" w:eastAsia="Times New Roman" w:hAnsi="Century Gothic" w:cs="Calibri"/>
-                <w:color w:val="000000"/>
-                <w:kern w:val="0"/>
-                <w:sz w:val="20"/>
-                <w:szCs w:val="20"/>
-                <w:lang w:eastAsia="en-IN"/>
-                <w14:ligatures w14:val="none"/>
-              </w:rPr>
-              <w:t>”</w:t>
-            </w:r>
-            <w:r>
-              <w:rPr>
-                <w:rFonts w:ascii="Century Gothic" w:eastAsia="Times New Roman" w:hAnsi="Century Gothic" w:cs="Calibri"/>
-                <w:color w:val="000000"/>
-                <w:kern w:val="0"/>
-                <w:sz w:val="20"/>
-                <w:szCs w:val="20"/>
-                <w:lang w:eastAsia="en-IN"/>
-                <w14:ligatures w14:val="none"/>
-              </w:rPr>
-              <w:t xml:space="preserve"> </w:t>
-            </w:r>
-            <w:r>
-              <w:rPr>
-                <w:rFonts w:ascii="Century Gothic" w:eastAsia="Times New Roman" w:hAnsi="Century Gothic" w:cs="Calibri"/>
-                <w:color w:val="000000"/>
-                <w:kern w:val="0"/>
-                <w:sz w:val="20"/>
-                <w:szCs w:val="20"/>
-                <w:lang w:eastAsia="en-IN"/>
-                <w14:ligatures w14:val="none"/>
-              </w:rPr>
-              <w:t>}</w:t>
-            </w:r>
-            <w:r>
-              <w:rPr>
-                <w:rFonts w:ascii="Century Gothic" w:eastAsia="Times New Roman" w:hAnsi="Century Gothic" w:cs="Calibri"/>
-                <w:color w:val="000000"/>
-                <w:kern w:val="0"/>
-                <w:sz w:val="20"/>
-                <w:szCs w:val="20"/>
-                <w:lang w:eastAsia="en-IN"/>
-                <w14:ligatures w14:val="none"/>
-              </w:rPr>
-              <w:t> </w:t>
-            </w:r>
           </w:p>
         </w:tc>
       </w:tr>
@@ -2215,98 +772,40 @@
         </w:trPr>
         <w:tc>
           <w:tcPr>
-            <w:tcW w:w="1158" w:type="dxa"/>
-            <w:vMerge/>
-            <w:tcBorders>
-              <w:top w:val="nil"/>
-              <w:left w:val="single" w:sz="8" w:space="0" w:color="auto"/>
-              <w:bottom w:val="single" w:sz="8" w:space="0" w:color="000000"/>
-              <w:right w:val="single" w:sz="8" w:space="0" w:color="auto"/>
-            </w:tcBorders>
-            <w:vAlign w:val="center"/>
-            <w:hideMark/>
-          </w:tcPr>
-          <w:p>
-            <w:pPr>
-              <w:spacing w:after="0" w:line="240" w:lineRule="auto"/>
-              <w:rPr>
-                <w:rFonts w:ascii="Century Gothic" w:eastAsia="Times New Roman" w:hAnsi="Century Gothic" w:cs="Calibri"/>
-                <w:color w:val="000000"/>
-                <w:kern w:val="0"/>
-                <w:sz w:val="20"/>
-                <w:szCs w:val="20"/>
-                <w:lang w:eastAsia="en-IN"/>
-                <w14:ligatures w14:val="none"/>
-              </w:rPr>
-            </w:pPr>
-          </w:p>
-        </w:tc>
-        <w:tc>
-          <w:tcPr>
-            <w:tcW w:w="3167" w:type="dxa"/>
-            <w:tcBorders>
-              <w:top w:val="single" w:sz="8" w:space="0" w:color="auto"/>
-              <w:left w:val="nil"/>
-              <w:bottom w:val="single" w:sz="8" w:space="0" w:color="auto"/>
-              <w:right w:val="single" w:sz="8" w:space="0" w:color="000000"/>
-            </w:tcBorders>
-            <w:vAlign w:val="center"/>
-            <w:hideMark/>
-          </w:tcPr>
-          <w:p>
-            <w:pPr>
-              <w:spacing w:after="0" w:line="240" w:lineRule="auto"/>
-              <w:rPr>
-                <w:rFonts w:ascii="Century Gothic" w:eastAsia="Times New Roman" w:hAnsi="Century Gothic" w:cs="Calibri"/>
-                <w:b/>
-                <w:bCs/>
-                <w:color w:val="000000"/>
-                <w:kern w:val="0"/>
-                <w:sz w:val="20"/>
-                <w:szCs w:val="20"/>
-                <w:lang w:eastAsia="en-IN"/>
-                <w14:ligatures w14:val="none"/>
-              </w:rPr>
-            </w:pPr>
-            <w:r>
-              <w:rPr>
-                <w:rFonts w:ascii="Century Gothic" w:eastAsia="Times New Roman" w:hAnsi="Century Gothic" w:cs="Calibri"/>
-                <w:b/>
-                <w:bCs/>
-                <w:color w:val="000000"/>
-                <w:kern w:val="0"/>
-                <w:sz w:val="20"/>
-                <w:szCs w:val="20"/>
-                <w:lang w:eastAsia="en-IN"/>
-                <w14:ligatures w14:val="none"/>
-              </w:rPr>
-              <w:t>Name of the purchaser</w:t>
-            </w:r>
-            <w:r>
-              <w:rPr>
-                <w:rFonts w:ascii="Century Gothic" w:eastAsia="Times New Roman" w:hAnsi="Century Gothic" w:cs="Calibri"/>
-                <w:color w:val="000000"/>
-                <w:kern w:val="0"/>
-                <w:sz w:val="20"/>
-                <w:szCs w:val="20"/>
-                <w:lang w:eastAsia="en-IN"/>
-                <w14:ligatures w14:val="none"/>
-              </w:rPr>
-              <w:t xml:space="preserve"> </w:t>
-            </w:r>
-            <w:r>
-              <w:rPr>
-                <w:rFonts w:ascii="Century Gothic" w:eastAsia="Times New Roman" w:hAnsi="Century Gothic" w:cs="Calibri"/>
-                <w:b/>
-                <w:bCs/>
-                <w:color w:val="000000"/>
-                <w:kern w:val="0"/>
-                <w:sz w:val="20"/>
-                <w:szCs w:val="20"/>
-                <w:lang w:eastAsia="en-IN"/>
-                <w14:ligatures w14:val="none"/>
-              </w:rPr>
-              <w:t>(s) and his / their address (es) with Phone no. (details of share of each owner in case of joint ownership)</w:t>
+            <w:tcW w:w="4065" w:type="dxa"/>
+            <w:tcBorders>
+              <w:top w:val="single" w:sz="8" w:space="0" w:color="auto"/>
+              <w:left w:val="nil"/>
+              <w:bottom w:val="single" w:sz="8" w:space="0" w:color="auto"/>
+              <w:right w:val="single" w:sz="8" w:space="0" w:color="000000"/>
+            </w:tcBorders>
+            <w:vAlign w:val="center"/>
+            <w:hideMark/>
+          </w:tcPr>
+          <w:p>
+            <w:pPr>
+              <w:spacing w:after="0" w:line="240" w:lineRule="auto"/>
+              <w:rPr>
+                <w:rFonts w:ascii="Century Gothic" w:eastAsia="Times New Roman" w:hAnsi="Century Gothic" w:cs="Calibri"/>
+                <w:color w:val="000000"/>
+                <w:kern w:val="0"/>
+                <w:sz w:val="20"/>
+                <w:szCs w:val="20"/>
+                <w:lang w:eastAsia="en-IN"/>
+                <w14:ligatures w14:val="none"/>
+              </w:rPr>
+            </w:pPr>
+            <w:r>
+              <w:rPr>
+                <w:rFonts w:ascii="Century Gothic" w:eastAsia="Times New Roman" w:hAnsi="Century Gothic" w:cs="Calibri"/>
+                <w:color w:val="000000"/>
+                <w:kern w:val="0"/>
+                <w:sz w:val="20"/>
+                <w:szCs w:val="20"/>
+                <w:lang w:eastAsia="en-IN"/>
+                <w14:ligatures w14:val="none"/>
+              </w:rPr>
+              <w:t>Name of the purchaser (s) and his / their address (es) with Phone no. (details of share of each owner in case of joint ownership)</w:t>
             </w:r>
           </w:p>
         </w:tc>
@@ -2321,7 +820,6 @@
               <w:right w:val="single" w:sz="8" w:space="0" w:color="000000"/>
             </w:tcBorders>
             <w:vAlign w:val="center"/>
-            <w:hideMark/>
           </w:tcPr>
           <w:p>
             <w:pPr>
@@ -2337,54 +835,6 @@
                 <w14:ligatures w14:val="none"/>
               </w:rPr>
             </w:pPr>
-            <w:r>
-              <w:rPr>
-                <w:rFonts w:ascii="Century Gothic" w:eastAsia="Times New Roman" w:hAnsi="Century Gothic" w:cs="Calibri"/>
-                <w:color w:val="000000"/>
-                <w:kern w:val="0"/>
-                <w:sz w:val="20"/>
-                <w:szCs w:val="20"/>
-                <w:lang w:eastAsia="en-IN"/>
-                <w14:ligatures w14:val="none"/>
-              </w:rPr>
-              <w:t xml:space="preserve">{Searchable key words from uploaded document (AOS.PDF/AOS.docx): </w:t>
-            </w:r>
-            <w:r>
-              <w:rPr>
-                <w:rFonts w:ascii="Century Gothic" w:eastAsia="Times New Roman" w:hAnsi="Century Gothic" w:cs="Calibri"/>
-                <w:color w:val="000000"/>
-                <w:kern w:val="0"/>
-                <w:sz w:val="20"/>
-                <w:szCs w:val="20"/>
-                <w:lang w:eastAsia="en-IN"/>
-                <w14:ligatures w14:val="none"/>
-              </w:rPr>
-              <w:t xml:space="preserve">"In favour of" or "AND" or "Vendee" or "By and Between" or "SECOND PART". </w:t>
-            </w:r>
-            <w:r>
-              <w:rPr>
-                <w:rFonts w:ascii="Century Gothic" w:eastAsia="Times New Roman" w:hAnsi="Century Gothic" w:cs="Calibri"/>
-                <w:color w:val="000000"/>
-                <w:kern w:val="0"/>
-                <w:sz w:val="20"/>
-                <w:szCs w:val="20"/>
-                <w:lang w:eastAsia="en-IN"/>
-                <w14:ligatures w14:val="none"/>
-              </w:rPr>
-              <w:t>}</w:t>
-            </w:r>
-            <w:r>
-              <w:rPr>
-                <w:rFonts w:ascii="Century Gothic" w:eastAsia="Times New Roman" w:hAnsi="Century Gothic" w:cs="Calibri"/>
-                <w:color w:val="000000"/>
-                <w:kern w:val="0"/>
-                <w:sz w:val="20"/>
-                <w:szCs w:val="20"/>
-                <w:lang w:eastAsia="en-IN"/>
-                <w14:ligatures w14:val="none"/>
-              </w:rPr>
-              <w:t> </w:t>
-            </w:r>
           </w:p>
         </w:tc>
       </w:tr>
@@ -2394,47 +844,7 @@
         </w:trPr>
         <w:tc>
           <w:tcPr>
-            <w:tcW w:w="1158" w:type="dxa"/>
-            <w:tcBorders>
-              <w:top w:val="nil"/>
-              <w:left w:val="single" w:sz="8" w:space="0" w:color="auto"/>
-              <w:bottom w:val="single" w:sz="8" w:space="0" w:color="auto"/>
-              <w:right w:val="single" w:sz="8" w:space="0" w:color="auto"/>
-            </w:tcBorders>
-            <w:vAlign w:val="center"/>
-            <w:hideMark/>
-          </w:tcPr>
-          <w:p>
-            <w:pPr>
-              <w:spacing w:after="0" w:line="240" w:lineRule="auto"/>
-              <w:jc w:val="center"/>
-              <w:rPr>
-                <w:rFonts w:ascii="Century Gothic" w:eastAsia="Times New Roman" w:hAnsi="Century Gothic" w:cs="Calibri"/>
-                <w:color w:val="000000"/>
-                <w:kern w:val="0"/>
-                <w:sz w:val="20"/>
-                <w:szCs w:val="20"/>
-                <w:lang w:eastAsia="en-IN"/>
-                <w14:ligatures w14:val="none"/>
-              </w:rPr>
-            </w:pPr>
-            <w:r>
-              <w:rPr>
-                <w:rFonts w:ascii="Century Gothic" w:eastAsia="Times New Roman" w:hAnsi="Century Gothic" w:cs="Calibri"/>
-                <w:color w:val="000000"/>
-                <w:kern w:val="0"/>
-                <w:sz w:val="20"/>
-                <w:szCs w:val="20"/>
-                <w:lang w:eastAsia="en-IN"/>
-                <w14:ligatures w14:val="none"/>
-              </w:rPr>
-              <w:t>    5           </w:t>
-            </w:r>
-          </w:p>
-        </w:tc>
-        <w:tc>
-          <w:tcPr>
-            <w:tcW w:w="3167" w:type="dxa"/>
+            <w:tcW w:w="4065" w:type="dxa"/>
             <w:tcBorders>
               <w:top w:val="single" w:sz="8" w:space="0" w:color="auto"/>
               <w:left w:val="nil"/>
@@ -2482,7 +892,6 @@
               <w:right w:val="single" w:sz="8" w:space="0" w:color="000000"/>
             </w:tcBorders>
             <w:vAlign w:val="center"/>
-            <w:hideMark/>
           </w:tcPr>
           <w:p>
             <w:pPr>
@@ -2498,102 +907,6 @@
                 <w14:ligatures w14:val="none"/>
               </w:rPr>
             </w:pPr>
-            <w:r>
-              <w:rPr>
-                <w:rFonts w:ascii="Century Gothic" w:eastAsia="Times New Roman" w:hAnsi="Century Gothic" w:cs="Calibri"/>
-                <w:color w:val="000000"/>
-                <w:kern w:val="0"/>
-                <w:sz w:val="20"/>
-                <w:szCs w:val="20"/>
-                <w:lang w:eastAsia="en-IN"/>
-                <w14:ligatures w14:val="none"/>
-              </w:rPr>
-              <w:t xml:space="preserve">{Searchable key words from uploaded document (AOS.PDF/AOS.docx): </w:t>
-            </w:r>
-            <w:r>
-              <w:rPr>
-                <w:rFonts w:ascii="Century Gothic" w:eastAsia="Times New Roman" w:hAnsi="Century Gothic" w:cs="Calibri"/>
-                <w:color w:val="000000"/>
-                <w:kern w:val="0"/>
-                <w:sz w:val="20"/>
-                <w:szCs w:val="20"/>
-                <w:lang w:eastAsia="en-IN"/>
-                <w14:ligatures w14:val="none"/>
-              </w:rPr>
-              <w:t>"</w:t>
-            </w:r>
-            <w:r>
-              <w:rPr>
-                <w:rFonts w:ascii="Century Gothic" w:eastAsia="Times New Roman" w:hAnsi="Century Gothic" w:cs="Calibri"/>
-                <w:color w:val="000000"/>
-                <w:kern w:val="0"/>
-                <w:sz w:val="20"/>
-                <w:szCs w:val="20"/>
-                <w:lang w:eastAsia="en-IN"/>
-                <w14:ligatures w14:val="none"/>
-              </w:rPr>
-              <w:t>Schedule of the prop</w:t>
-            </w:r>
-            <w:r>
-              <w:rPr>
-                <w:rFonts w:ascii="Century Gothic" w:eastAsia="Times New Roman" w:hAnsi="Century Gothic" w:cs="Calibri"/>
-                <w:color w:val="000000"/>
-                <w:kern w:val="0"/>
-                <w:sz w:val="20"/>
-                <w:szCs w:val="20"/>
-                <w:lang w:eastAsia="en-IN"/>
-                <w14:ligatures w14:val="none"/>
-              </w:rPr>
-              <w:t>e</w:t>
-            </w:r>
-            <w:r>
-              <w:rPr>
-                <w:rFonts w:ascii="Century Gothic" w:eastAsia="Times New Roman" w:hAnsi="Century Gothic" w:cs="Calibri"/>
-                <w:color w:val="000000"/>
-                <w:kern w:val="0"/>
-                <w:sz w:val="20"/>
-                <w:szCs w:val="20"/>
-                <w:lang w:eastAsia="en-IN"/>
-                <w14:ligatures w14:val="none"/>
-              </w:rPr>
-              <w:t>rty</w:t>
-            </w:r>
-            <w:r>
-              <w:rPr>
-                <w:rFonts w:ascii="Century Gothic" w:eastAsia="Times New Roman" w:hAnsi="Century Gothic" w:cs="Calibri"/>
-                <w:color w:val="000000"/>
-                <w:kern w:val="0"/>
-                <w:sz w:val="20"/>
-                <w:szCs w:val="20"/>
-                <w:lang w:eastAsia="en-IN"/>
-                <w14:ligatures w14:val="none"/>
-              </w:rPr>
-              <w:t>"</w:t>
-            </w:r>
-            <w:r>
-              <w:rPr>
-                <w:rFonts w:ascii="Century Gothic" w:eastAsia="Times New Roman" w:hAnsi="Century Gothic" w:cs="Calibri"/>
-                <w:color w:val="000000"/>
-                <w:kern w:val="0"/>
-                <w:sz w:val="20"/>
-                <w:szCs w:val="20"/>
-                <w:lang w:eastAsia="en-IN"/>
-                <w14:ligatures w14:val="none"/>
-              </w:rPr>
-              <w:t>}</w:t>
-            </w:r>
-            <w:r>
-              <w:rPr>
-                <w:rFonts w:ascii="Century Gothic" w:eastAsia="Times New Roman" w:hAnsi="Century Gothic" w:cs="Calibri"/>
-                <w:color w:val="000000"/>
-                <w:kern w:val="0"/>
-                <w:sz w:val="20"/>
-                <w:szCs w:val="20"/>
-                <w:lang w:eastAsia="en-IN"/>
-                <w14:ligatures w14:val="none"/>
-              </w:rPr>
-              <w:t> </w:t>
-            </w:r>
           </w:p>
         </w:tc>
       </w:tr>
@@ -2603,47 +916,7 @@
         </w:trPr>
         <w:tc>
           <w:tcPr>
-            <w:tcW w:w="1158" w:type="dxa"/>
-            <w:tcBorders>
-              <w:top w:val="nil"/>
-              <w:left w:val="single" w:sz="8" w:space="0" w:color="auto"/>
-              <w:bottom w:val="single" w:sz="8" w:space="0" w:color="auto"/>
-              <w:right w:val="single" w:sz="8" w:space="0" w:color="auto"/>
-            </w:tcBorders>
-            <w:vAlign w:val="center"/>
-            <w:hideMark/>
-          </w:tcPr>
-          <w:p>
-            <w:pPr>
-              <w:spacing w:after="0" w:line="240" w:lineRule="auto"/>
-              <w:jc w:val="center"/>
-              <w:rPr>
-                <w:rFonts w:ascii="Century Gothic" w:eastAsia="Times New Roman" w:hAnsi="Century Gothic" w:cs="Calibri"/>
-                <w:color w:val="000000"/>
-                <w:kern w:val="0"/>
-                <w:sz w:val="20"/>
-                <w:szCs w:val="20"/>
-                <w:lang w:eastAsia="en-IN"/>
-                <w14:ligatures w14:val="none"/>
-              </w:rPr>
-            </w:pPr>
-            <w:r>
-              <w:rPr>
-                <w:rFonts w:ascii="Century Gothic" w:eastAsia="Times New Roman" w:hAnsi="Century Gothic" w:cs="Calibri"/>
-                <w:color w:val="000000"/>
-                <w:kern w:val="0"/>
-                <w:sz w:val="20"/>
-                <w:szCs w:val="20"/>
-                <w:lang w:eastAsia="en-IN"/>
-                <w14:ligatures w14:val="none"/>
-              </w:rPr>
-              <w:t>6</w:t>
-            </w:r>
-          </w:p>
-        </w:tc>
-        <w:tc>
-          <w:tcPr>
-            <w:tcW w:w="3167" w:type="dxa"/>
+            <w:tcW w:w="4065" w:type="dxa"/>
             <w:tcBorders>
               <w:top w:val="single" w:sz="8" w:space="0" w:color="auto"/>
               <w:left w:val="nil"/>
@@ -2729,47 +1002,7 @@
         </w:trPr>
         <w:tc>
           <w:tcPr>
-            <w:tcW w:w="1158" w:type="dxa"/>
-            <w:tcBorders>
-              <w:top w:val="nil"/>
-              <w:left w:val="single" w:sz="8" w:space="0" w:color="auto"/>
-              <w:bottom w:val="single" w:sz="8" w:space="0" w:color="auto"/>
-              <w:right w:val="single" w:sz="8" w:space="0" w:color="auto"/>
-            </w:tcBorders>
-            <w:vAlign w:val="center"/>
-            <w:hideMark/>
-          </w:tcPr>
-          <w:p>
-            <w:pPr>
-              <w:spacing w:after="0" w:line="240" w:lineRule="auto"/>
-              <w:jc w:val="center"/>
-              <w:rPr>
-                <w:rFonts w:ascii="Century Gothic" w:eastAsia="Times New Roman" w:hAnsi="Century Gothic" w:cs="Calibri"/>
-                <w:color w:val="000000"/>
-                <w:kern w:val="0"/>
-                <w:sz w:val="20"/>
-                <w:szCs w:val="20"/>
-                <w:lang w:eastAsia="en-IN"/>
-                <w14:ligatures w14:val="none"/>
-              </w:rPr>
-            </w:pPr>
-            <w:r>
-              <w:rPr>
-                <w:rFonts w:ascii="Century Gothic" w:eastAsia="Times New Roman" w:hAnsi="Century Gothic" w:cs="Calibri"/>
-                <w:color w:val="000000"/>
-                <w:kern w:val="0"/>
-                <w:sz w:val="20"/>
-                <w:szCs w:val="20"/>
-                <w:lang w:eastAsia="en-IN"/>
-                <w14:ligatures w14:val="none"/>
-              </w:rPr>
-              <w:t>7</w:t>
-            </w:r>
-          </w:p>
-        </w:tc>
-        <w:tc>
-          <w:tcPr>
-            <w:tcW w:w="3167" w:type="dxa"/>
+            <w:tcW w:w="4065" w:type="dxa"/>
             <w:tcBorders>
               <w:top w:val="single" w:sz="8" w:space="0" w:color="auto"/>
               <w:left w:val="nil"/>
@@ -2842,48 +1075,7 @@
         </w:trPr>
         <w:tc>
           <w:tcPr>
-            <w:tcW w:w="1158" w:type="dxa"/>
-            <w:vMerge w:val="restart"/>
-            <w:tcBorders>
-              <w:top w:val="nil"/>
-              <w:left w:val="single" w:sz="8" w:space="0" w:color="auto"/>
-              <w:bottom w:val="single" w:sz="8" w:space="0" w:color="000000"/>
-              <w:right w:val="single" w:sz="8" w:space="0" w:color="auto"/>
-            </w:tcBorders>
-            <w:vAlign w:val="center"/>
-            <w:hideMark/>
-          </w:tcPr>
-          <w:p>
-            <w:pPr>
-              <w:spacing w:after="0" w:line="240" w:lineRule="auto"/>
-              <w:jc w:val="center"/>
-              <w:rPr>
-                <w:rFonts w:ascii="Century Gothic" w:eastAsia="Times New Roman" w:hAnsi="Century Gothic" w:cs="Calibri"/>
-                <w:color w:val="000000"/>
-                <w:kern w:val="0"/>
-                <w:sz w:val="20"/>
-                <w:szCs w:val="20"/>
-                <w:lang w:eastAsia="en-IN"/>
-                <w14:ligatures w14:val="none"/>
-              </w:rPr>
-            </w:pPr>
-            <w:r>
-              <w:rPr>
-                <w:rFonts w:ascii="Century Gothic" w:eastAsia="Times New Roman" w:hAnsi="Century Gothic" w:cs="Calibri"/>
-                <w:color w:val="000000"/>
-                <w:kern w:val="0"/>
-                <w:sz w:val="20"/>
-                <w:szCs w:val="20"/>
-                <w:lang w:eastAsia="en-IN"/>
-                <w14:ligatures w14:val="none"/>
-              </w:rPr>
-              <w:t>8</w:t>
-            </w:r>
-          </w:p>
-        </w:tc>
-        <w:tc>
-          <w:tcPr>
-            <w:tcW w:w="3167" w:type="dxa"/>
+            <w:tcW w:w="4065" w:type="dxa"/>
             <w:tcBorders>
               <w:top w:val="nil"/>
               <w:left w:val="nil"/>
@@ -2968,35 +1160,7 @@
         </w:trPr>
         <w:tc>
           <w:tcPr>
-            <w:tcW w:w="1158" w:type="dxa"/>
-            <w:vMerge/>
-            <w:tcBorders>
-              <w:top w:val="nil"/>
-              <w:left w:val="single" w:sz="8" w:space="0" w:color="auto"/>
-              <w:bottom w:val="single" w:sz="8" w:space="0" w:color="000000"/>
-              <w:right w:val="single" w:sz="8" w:space="0" w:color="auto"/>
-            </w:tcBorders>
-            <w:vAlign w:val="center"/>
-            <w:hideMark/>
-          </w:tcPr>
-          <w:p>
-            <w:pPr>
-              <w:spacing w:after="0" w:line="240" w:lineRule="auto"/>
-              <w:rPr>
-                <w:rFonts w:ascii="Century Gothic" w:eastAsia="Times New Roman" w:hAnsi="Century Gothic" w:cs="Calibri"/>
-                <w:color w:val="000000"/>
-                <w:kern w:val="0"/>
-                <w:sz w:val="20"/>
-                <w:szCs w:val="20"/>
-                <w:lang w:eastAsia="en-IN"/>
-                <w14:ligatures w14:val="none"/>
-              </w:rPr>
-            </w:pPr>
-          </w:p>
-        </w:tc>
-        <w:tc>
-          <w:tcPr>
-            <w:tcW w:w="3167" w:type="dxa"/>
+            <w:tcW w:w="4065" w:type="dxa"/>
             <w:tcBorders>
               <w:top w:val="single" w:sz="8" w:space="0" w:color="auto"/>
               <w:left w:val="nil"/>
@@ -3081,48 +1245,7 @@
         </w:trPr>
         <w:tc>
           <w:tcPr>
-            <w:tcW w:w="1158" w:type="dxa"/>
-            <w:vMerge w:val="restart"/>
-            <w:tcBorders>
-              <w:top w:val="nil"/>
-              <w:left w:val="single" w:sz="8" w:space="0" w:color="auto"/>
-              <w:bottom w:val="single" w:sz="8" w:space="0" w:color="000000"/>
-              <w:right w:val="single" w:sz="8" w:space="0" w:color="auto"/>
-            </w:tcBorders>
-            <w:vAlign w:val="center"/>
-            <w:hideMark/>
-          </w:tcPr>
-          <w:p>
-            <w:pPr>
-              <w:spacing w:after="0" w:line="240" w:lineRule="auto"/>
-              <w:jc w:val="center"/>
-              <w:rPr>
-                <w:rFonts w:ascii="Century Gothic" w:eastAsia="Times New Roman" w:hAnsi="Century Gothic" w:cs="Calibri"/>
-                <w:color w:val="000000"/>
-                <w:kern w:val="0"/>
-                <w:sz w:val="20"/>
-                <w:szCs w:val="20"/>
-                <w:lang w:eastAsia="en-IN"/>
-                <w14:ligatures w14:val="none"/>
-              </w:rPr>
-            </w:pPr>
-            <w:r>
-              <w:rPr>
-                <w:rFonts w:ascii="Century Gothic" w:eastAsia="Times New Roman" w:hAnsi="Century Gothic" w:cs="Calibri"/>
-                <w:color w:val="000000"/>
-                <w:kern w:val="0"/>
-                <w:sz w:val="20"/>
-                <w:szCs w:val="20"/>
-                <w:lang w:eastAsia="en-IN"/>
-                <w14:ligatures w14:val="none"/>
-              </w:rPr>
-              <w:t>    9          </w:t>
-            </w:r>
-          </w:p>
-        </w:tc>
-        <w:tc>
-          <w:tcPr>
-            <w:tcW w:w="3167" w:type="dxa"/>
+            <w:tcW w:w="4065" w:type="dxa"/>
             <w:tcBorders>
               <w:top w:val="single" w:sz="8" w:space="0" w:color="auto"/>
               <w:left w:val="nil"/>
@@ -3207,35 +1330,7 @@
         </w:trPr>
         <w:tc>
           <w:tcPr>
-            <w:tcW w:w="1158" w:type="dxa"/>
-            <w:vMerge/>
-            <w:tcBorders>
-              <w:top w:val="nil"/>
-              <w:left w:val="single" w:sz="8" w:space="0" w:color="auto"/>
-              <w:bottom w:val="single" w:sz="8" w:space="0" w:color="000000"/>
-              <w:right w:val="single" w:sz="8" w:space="0" w:color="auto"/>
-            </w:tcBorders>
-            <w:vAlign w:val="center"/>
-            <w:hideMark/>
-          </w:tcPr>
-          <w:p>
-            <w:pPr>
-              <w:spacing w:after="0" w:line="240" w:lineRule="auto"/>
-              <w:rPr>
-                <w:rFonts w:ascii="Century Gothic" w:eastAsia="Times New Roman" w:hAnsi="Century Gothic" w:cs="Calibri"/>
-                <w:color w:val="000000"/>
-                <w:kern w:val="0"/>
-                <w:sz w:val="20"/>
-                <w:szCs w:val="20"/>
-                <w:lang w:eastAsia="en-IN"/>
-                <w14:ligatures w14:val="none"/>
-              </w:rPr>
-            </w:pPr>
-          </w:p>
-        </w:tc>
-        <w:tc>
-          <w:tcPr>
-            <w:tcW w:w="3167" w:type="dxa"/>
+            <w:tcW w:w="4065" w:type="dxa"/>
             <w:tcBorders>
               <w:top w:val="single" w:sz="8" w:space="0" w:color="auto"/>
               <w:left w:val="nil"/>
@@ -3320,35 +1415,7 @@
         </w:trPr>
         <w:tc>
           <w:tcPr>
-            <w:tcW w:w="1158" w:type="dxa"/>
-            <w:vMerge/>
-            <w:tcBorders>
-              <w:top w:val="nil"/>
-              <w:left w:val="single" w:sz="8" w:space="0" w:color="auto"/>
-              <w:bottom w:val="single" w:sz="8" w:space="0" w:color="000000"/>
-              <w:right w:val="single" w:sz="8" w:space="0" w:color="auto"/>
-            </w:tcBorders>
-            <w:vAlign w:val="center"/>
-            <w:hideMark/>
-          </w:tcPr>
-          <w:p>
-            <w:pPr>
-              <w:spacing w:after="0" w:line="240" w:lineRule="auto"/>
-              <w:rPr>
-                <w:rFonts w:ascii="Century Gothic" w:eastAsia="Times New Roman" w:hAnsi="Century Gothic" w:cs="Calibri"/>
-                <w:color w:val="000000"/>
-                <w:kern w:val="0"/>
-                <w:sz w:val="20"/>
-                <w:szCs w:val="20"/>
-                <w:lang w:eastAsia="en-IN"/>
-                <w14:ligatures w14:val="none"/>
-              </w:rPr>
-            </w:pPr>
-          </w:p>
-        </w:tc>
-        <w:tc>
-          <w:tcPr>
-            <w:tcW w:w="3167" w:type="dxa"/>
+            <w:tcW w:w="4065" w:type="dxa"/>
             <w:tcBorders>
               <w:top w:val="single" w:sz="8" w:space="0" w:color="auto"/>
               <w:left w:val="nil"/>
@@ -3433,35 +1500,7 @@
         </w:trPr>
         <w:tc>
           <w:tcPr>
-            <w:tcW w:w="1158" w:type="dxa"/>
-            <w:vMerge/>
-            <w:tcBorders>
-              <w:top w:val="nil"/>
-              <w:left w:val="single" w:sz="8" w:space="0" w:color="auto"/>
-              <w:bottom w:val="single" w:sz="8" w:space="0" w:color="000000"/>
-              <w:right w:val="single" w:sz="8" w:space="0" w:color="auto"/>
-            </w:tcBorders>
-            <w:vAlign w:val="center"/>
-            <w:hideMark/>
-          </w:tcPr>
-          <w:p>
-            <w:pPr>
-              <w:spacing w:after="0" w:line="240" w:lineRule="auto"/>
-              <w:rPr>
-                <w:rFonts w:ascii="Century Gothic" w:eastAsia="Times New Roman" w:hAnsi="Century Gothic" w:cs="Calibri"/>
-                <w:color w:val="000000"/>
-                <w:kern w:val="0"/>
-                <w:sz w:val="20"/>
-                <w:szCs w:val="20"/>
-                <w:lang w:eastAsia="en-IN"/>
-                <w14:ligatures w14:val="none"/>
-              </w:rPr>
-            </w:pPr>
-          </w:p>
-        </w:tc>
-        <w:tc>
-          <w:tcPr>
-            <w:tcW w:w="3167" w:type="dxa"/>
+            <w:tcW w:w="4065" w:type="dxa"/>
             <w:tcBorders>
               <w:top w:val="single" w:sz="8" w:space="0" w:color="auto"/>
               <w:left w:val="nil"/>
@@ -3546,35 +1585,7 @@
         </w:trPr>
         <w:tc>
           <w:tcPr>
-            <w:tcW w:w="1158" w:type="dxa"/>
-            <w:vMerge/>
-            <w:tcBorders>
-              <w:top w:val="nil"/>
-              <w:left w:val="single" w:sz="8" w:space="0" w:color="auto"/>
-              <w:bottom w:val="single" w:sz="8" w:space="0" w:color="000000"/>
-              <w:right w:val="single" w:sz="8" w:space="0" w:color="auto"/>
-            </w:tcBorders>
-            <w:vAlign w:val="center"/>
-            <w:hideMark/>
-          </w:tcPr>
-          <w:p>
-            <w:pPr>
-              <w:spacing w:after="0" w:line="240" w:lineRule="auto"/>
-              <w:rPr>
-                <w:rFonts w:ascii="Century Gothic" w:eastAsia="Times New Roman" w:hAnsi="Century Gothic" w:cs="Calibri"/>
-                <w:color w:val="000000"/>
-                <w:kern w:val="0"/>
-                <w:sz w:val="20"/>
-                <w:szCs w:val="20"/>
-                <w:lang w:eastAsia="en-IN"/>
-                <w14:ligatures w14:val="none"/>
-              </w:rPr>
-            </w:pPr>
-          </w:p>
-        </w:tc>
-        <w:tc>
-          <w:tcPr>
-            <w:tcW w:w="3167" w:type="dxa"/>
+            <w:tcW w:w="4065" w:type="dxa"/>
             <w:tcBorders>
               <w:top w:val="single" w:sz="8" w:space="0" w:color="auto"/>
               <w:left w:val="nil"/>
@@ -3659,35 +1670,7 @@
         </w:trPr>
         <w:tc>
           <w:tcPr>
-            <w:tcW w:w="1158" w:type="dxa"/>
-            <w:vMerge/>
-            <w:tcBorders>
-              <w:top w:val="nil"/>
-              <w:left w:val="single" w:sz="8" w:space="0" w:color="auto"/>
-              <w:bottom w:val="single" w:sz="8" w:space="0" w:color="000000"/>
-              <w:right w:val="single" w:sz="8" w:space="0" w:color="auto"/>
-            </w:tcBorders>
-            <w:vAlign w:val="center"/>
-            <w:hideMark/>
-          </w:tcPr>
-          <w:p>
-            <w:pPr>
-              <w:spacing w:after="0" w:line="240" w:lineRule="auto"/>
-              <w:rPr>
-                <w:rFonts w:ascii="Century Gothic" w:eastAsia="Times New Roman" w:hAnsi="Century Gothic" w:cs="Calibri"/>
-                <w:color w:val="000000"/>
-                <w:kern w:val="0"/>
-                <w:sz w:val="20"/>
-                <w:szCs w:val="20"/>
-                <w:lang w:eastAsia="en-IN"/>
-                <w14:ligatures w14:val="none"/>
-              </w:rPr>
-            </w:pPr>
-          </w:p>
-        </w:tc>
-        <w:tc>
-          <w:tcPr>
-            <w:tcW w:w="3167" w:type="dxa"/>
+            <w:tcW w:w="4065" w:type="dxa"/>
             <w:tcBorders>
               <w:top w:val="single" w:sz="8" w:space="0" w:color="auto"/>
               <w:left w:val="nil"/>
@@ -3768,40 +1751,51 @@
       </w:tr>
       <w:tr>
         <w:trPr>
-          <w:trHeight w:val="450"/>
+          <w:trHeight w:val="920"/>
         </w:trPr>
         <w:tc>
           <w:tcPr>
-            <w:tcW w:w="1158" w:type="dxa"/>
-            <w:vMerge/>
-            <w:tcBorders>
-              <w:top w:val="nil"/>
+            <w:tcW w:w="4065" w:type="dxa"/>
+            <w:tcBorders>
+              <w:top w:val="single" w:sz="8" w:space="0" w:color="auto"/>
               <w:left w:val="single" w:sz="8" w:space="0" w:color="auto"/>
               <w:bottom w:val="single" w:sz="8" w:space="0" w:color="000000"/>
-              <w:right w:val="single" w:sz="8" w:space="0" w:color="auto"/>
-            </w:tcBorders>
-            <w:vAlign w:val="center"/>
-            <w:hideMark/>
-          </w:tcPr>
-          <w:p>
-            <w:pPr>
-              <w:spacing w:after="0" w:line="240" w:lineRule="auto"/>
-              <w:rPr>
-                <w:rFonts w:ascii="Century Gothic" w:eastAsia="Times New Roman" w:hAnsi="Century Gothic" w:cs="Calibri"/>
-                <w:color w:val="000000"/>
-                <w:kern w:val="0"/>
-                <w:sz w:val="20"/>
-                <w:szCs w:val="20"/>
-                <w:lang w:eastAsia="en-IN"/>
-                <w14:ligatures w14:val="none"/>
-              </w:rPr>
-            </w:pPr>
-          </w:p>
-        </w:tc>
-        <w:tc>
-          <w:tcPr>
-            <w:tcW w:w="3167" w:type="dxa"/>
-            <w:vMerge w:val="restart"/>
+              <w:right w:val="single" w:sz="8" w:space="0" w:color="000000"/>
+            </w:tcBorders>
+            <w:vAlign w:val="center"/>
+            <w:hideMark/>
+          </w:tcPr>
+          <w:p>
+            <w:pPr>
+              <w:spacing w:after="0" w:line="240" w:lineRule="auto"/>
+              <w:rPr>
+                <w:rFonts w:ascii="Century Gothic" w:eastAsia="Times New Roman" w:hAnsi="Century Gothic" w:cs="Calibri"/>
+                <w:color w:val="000000"/>
+                <w:kern w:val="0"/>
+                <w:sz w:val="20"/>
+                <w:szCs w:val="20"/>
+                <w:lang w:eastAsia="en-IN"/>
+                <w14:ligatures w14:val="none"/>
+              </w:rPr>
+            </w:pPr>
+            <w:r>
+              <w:rPr>
+                <w:rFonts w:ascii="Century Gothic" w:eastAsia="Times New Roman" w:hAnsi="Century Gothic" w:cs="Calibri"/>
+                <w:color w:val="000000"/>
+                <w:kern w:val="0"/>
+                <w:sz w:val="20"/>
+                <w:szCs w:val="20"/>
+                <w:lang w:eastAsia="en-IN"/>
+                <w14:ligatures w14:val="none"/>
+              </w:rPr>
+              <w:t>Date of issue and validity of layout of approved map / plan</w:t>
+            </w:r>
+          </w:p>
+        </w:tc>
+        <w:tc>
+          <w:tcPr>
+            <w:tcW w:w="5519" w:type="dxa"/>
+            <w:gridSpan w:val="2"/>
             <w:tcBorders>
               <w:top w:val="single" w:sz="8" w:space="0" w:color="auto"/>
               <w:left w:val="single" w:sz="8" w:space="0" w:color="auto"/>
@@ -3814,47 +1808,6 @@
           <w:p>
             <w:pPr>
               <w:spacing w:after="0" w:line="240" w:lineRule="auto"/>
-              <w:rPr>
-                <w:rFonts w:ascii="Century Gothic" w:eastAsia="Times New Roman" w:hAnsi="Century Gothic" w:cs="Calibri"/>
-                <w:color w:val="000000"/>
-                <w:kern w:val="0"/>
-                <w:sz w:val="20"/>
-                <w:szCs w:val="20"/>
-                <w:lang w:eastAsia="en-IN"/>
-                <w14:ligatures w14:val="none"/>
-              </w:rPr>
-            </w:pPr>
-            <w:r>
-              <w:rPr>
-                <w:rFonts w:ascii="Century Gothic" w:eastAsia="Times New Roman" w:hAnsi="Century Gothic" w:cs="Calibri"/>
-                <w:color w:val="000000"/>
-                <w:kern w:val="0"/>
-                <w:sz w:val="20"/>
-                <w:szCs w:val="20"/>
-                <w:lang w:eastAsia="en-IN"/>
-                <w14:ligatures w14:val="none"/>
-              </w:rPr>
-              <w:t>Date of issue and validity of layout of approved map / plan</w:t>
-            </w:r>
-          </w:p>
-        </w:tc>
-        <w:tc>
-          <w:tcPr>
-            <w:tcW w:w="5519" w:type="dxa"/>
-            <w:gridSpan w:val="2"/>
-            <w:vMerge w:val="restart"/>
-            <w:tcBorders>
-              <w:top w:val="single" w:sz="8" w:space="0" w:color="auto"/>
-              <w:left w:val="single" w:sz="8" w:space="0" w:color="auto"/>
-              <w:bottom w:val="single" w:sz="8" w:space="0" w:color="000000"/>
-              <w:right w:val="single" w:sz="8" w:space="0" w:color="000000"/>
-            </w:tcBorders>
-            <w:vAlign w:val="center"/>
-            <w:hideMark/>
-          </w:tcPr>
-          <w:p>
-            <w:pPr>
-              <w:spacing w:after="0" w:line="240" w:lineRule="auto"/>
               <w:jc w:val="center"/>
               <w:rPr>
                 <w:rFonts w:ascii="Century Gothic" w:eastAsia="Times New Roman" w:hAnsi="Century Gothic" w:cs="Calibri"/>
@@ -3878,96 +1831,6 @@
               </w:rPr>
               <w:t> </w:t>
             </w:r>
-          </w:p>
-        </w:tc>
-      </w:tr>
-      <w:tr>
-        <w:trPr>
-          <w:trHeight w:val="450"/>
-        </w:trPr>
-        <w:tc>
-          <w:tcPr>
-            <w:tcW w:w="1158" w:type="dxa"/>
-            <w:vMerge/>
-            <w:tcBorders>
-              <w:top w:val="nil"/>
-              <w:left w:val="single" w:sz="8" w:space="0" w:color="auto"/>
-              <w:bottom w:val="single" w:sz="8" w:space="0" w:color="000000"/>
-              <w:right w:val="single" w:sz="8" w:space="0" w:color="auto"/>
-            </w:tcBorders>
-            <w:vAlign w:val="center"/>
-            <w:hideMark/>
-          </w:tcPr>
-          <w:p>
-            <w:pPr>
-              <w:spacing w:after="0" w:line="240" w:lineRule="auto"/>
-              <w:rPr>
-                <w:rFonts w:ascii="Century Gothic" w:eastAsia="Times New Roman" w:hAnsi="Century Gothic" w:cs="Calibri"/>
-                <w:color w:val="000000"/>
-                <w:kern w:val="0"/>
-                <w:sz w:val="20"/>
-                <w:szCs w:val="20"/>
-                <w:lang w:eastAsia="en-IN"/>
-                <w14:ligatures w14:val="none"/>
-              </w:rPr>
-            </w:pPr>
-          </w:p>
-        </w:tc>
-        <w:tc>
-          <w:tcPr>
-            <w:tcW w:w="3167" w:type="dxa"/>
-            <w:vMerge/>
-            <w:tcBorders>
-              <w:top w:val="single" w:sz="8" w:space="0" w:color="auto"/>
-              <w:left w:val="single" w:sz="8" w:space="0" w:color="auto"/>
-              <w:bottom w:val="single" w:sz="8" w:space="0" w:color="000000"/>
-              <w:right w:val="single" w:sz="8" w:space="0" w:color="000000"/>
-            </w:tcBorders>
-            <w:vAlign w:val="center"/>
-            <w:hideMark/>
-          </w:tcPr>
-          <w:p>
-            <w:pPr>
-              <w:spacing w:after="0" w:line="240" w:lineRule="auto"/>
-              <w:rPr>
-                <w:rFonts w:ascii="Century Gothic" w:eastAsia="Times New Roman" w:hAnsi="Century Gothic" w:cs="Calibri"/>
-                <w:color w:val="000000"/>
-                <w:kern w:val="0"/>
-                <w:sz w:val="20"/>
-                <w:szCs w:val="20"/>
-                <w:lang w:eastAsia="en-IN"/>
-                <w14:ligatures w14:val="none"/>
-              </w:rPr>
-            </w:pPr>
-          </w:p>
-        </w:tc>
-        <w:tc>
-          <w:tcPr>
-            <w:tcW w:w="5519" w:type="dxa"/>
-            <w:gridSpan w:val="2"/>
-            <w:vMerge/>
-            <w:tcBorders>
-              <w:top w:val="single" w:sz="8" w:space="0" w:color="auto"/>
-              <w:left w:val="single" w:sz="8" w:space="0" w:color="auto"/>
-              <w:bottom w:val="single" w:sz="8" w:space="0" w:color="000000"/>
-              <w:right w:val="single" w:sz="8" w:space="0" w:color="000000"/>
-            </w:tcBorders>
-            <w:vAlign w:val="center"/>
-            <w:hideMark/>
-          </w:tcPr>
-          <w:p>
-            <w:pPr>
-              <w:spacing w:after="0" w:line="240" w:lineRule="auto"/>
-              <w:rPr>
-                <w:rFonts w:ascii="Century Gothic" w:eastAsia="Times New Roman" w:hAnsi="Century Gothic" w:cs="Calibri"/>
-                <w:color w:val="000000"/>
-                <w:kern w:val="0"/>
-                <w:sz w:val="20"/>
-                <w:szCs w:val="20"/>
-                <w:lang w:eastAsia="en-IN"/>
-                <w14:ligatures w14:val="none"/>
-              </w:rPr>
-            </w:pPr>
           </w:p>
         </w:tc>
       </w:tr>
@@ -3977,35 +1840,7 @@
         </w:trPr>
         <w:tc>
           <w:tcPr>
-            <w:tcW w:w="1158" w:type="dxa"/>
-            <w:vMerge/>
-            <w:tcBorders>
-              <w:top w:val="nil"/>
-              <w:left w:val="single" w:sz="8" w:space="0" w:color="auto"/>
-              <w:bottom w:val="single" w:sz="8" w:space="0" w:color="000000"/>
-              <w:right w:val="single" w:sz="8" w:space="0" w:color="auto"/>
-            </w:tcBorders>
-            <w:vAlign w:val="center"/>
-            <w:hideMark/>
-          </w:tcPr>
-          <w:p>
-            <w:pPr>
-              <w:spacing w:after="0" w:line="240" w:lineRule="auto"/>
-              <w:rPr>
-                <w:rFonts w:ascii="Century Gothic" w:eastAsia="Times New Roman" w:hAnsi="Century Gothic" w:cs="Calibri"/>
-                <w:color w:val="000000"/>
-                <w:kern w:val="0"/>
-                <w:sz w:val="20"/>
-                <w:szCs w:val="20"/>
-                <w:lang w:eastAsia="en-IN"/>
-                <w14:ligatures w14:val="none"/>
-              </w:rPr>
-            </w:pPr>
-          </w:p>
-        </w:tc>
-        <w:tc>
-          <w:tcPr>
-            <w:tcW w:w="3167" w:type="dxa"/>
+            <w:tcW w:w="4065" w:type="dxa"/>
             <w:tcBorders>
               <w:top w:val="nil"/>
               <w:left w:val="nil"/>
@@ -4090,35 +1925,7 @@
         </w:trPr>
         <w:tc>
           <w:tcPr>
-            <w:tcW w:w="1158" w:type="dxa"/>
-            <w:vMerge/>
-            <w:tcBorders>
-              <w:top w:val="nil"/>
-              <w:left w:val="single" w:sz="8" w:space="0" w:color="auto"/>
-              <w:bottom w:val="single" w:sz="8" w:space="0" w:color="000000"/>
-              <w:right w:val="single" w:sz="8" w:space="0" w:color="auto"/>
-            </w:tcBorders>
-            <w:vAlign w:val="center"/>
-            <w:hideMark/>
-          </w:tcPr>
-          <w:p>
-            <w:pPr>
-              <w:spacing w:after="0" w:line="240" w:lineRule="auto"/>
-              <w:rPr>
-                <w:rFonts w:ascii="Century Gothic" w:eastAsia="Times New Roman" w:hAnsi="Century Gothic" w:cs="Calibri"/>
-                <w:color w:val="000000"/>
-                <w:kern w:val="0"/>
-                <w:sz w:val="20"/>
-                <w:szCs w:val="20"/>
-                <w:lang w:eastAsia="en-IN"/>
-                <w14:ligatures w14:val="none"/>
-              </w:rPr>
-            </w:pPr>
-          </w:p>
-        </w:tc>
-        <w:tc>
-          <w:tcPr>
-            <w:tcW w:w="3167" w:type="dxa"/>
+            <w:tcW w:w="4065" w:type="dxa"/>
             <w:tcBorders>
               <w:top w:val="single" w:sz="8" w:space="0" w:color="auto"/>
               <w:left w:val="nil"/>
@@ -4202,35 +2009,7 @@
         </w:trPr>
         <w:tc>
           <w:tcPr>
-            <w:tcW w:w="1158" w:type="dxa"/>
-            <w:vMerge/>
-            <w:tcBorders>
-              <w:top w:val="nil"/>
-              <w:left w:val="single" w:sz="8" w:space="0" w:color="auto"/>
-              <w:bottom w:val="single" w:sz="4" w:space="0" w:color="auto"/>
-              <w:right w:val="single" w:sz="8" w:space="0" w:color="auto"/>
-            </w:tcBorders>
-            <w:vAlign w:val="center"/>
-            <w:hideMark/>
-          </w:tcPr>
-          <w:p>
-            <w:pPr>
-              <w:spacing w:after="0" w:line="240" w:lineRule="auto"/>
-              <w:rPr>
-                <w:rFonts w:ascii="Century Gothic" w:eastAsia="Times New Roman" w:hAnsi="Century Gothic" w:cs="Calibri"/>
-                <w:color w:val="000000"/>
-                <w:kern w:val="0"/>
-                <w:sz w:val="20"/>
-                <w:szCs w:val="20"/>
-                <w:lang w:eastAsia="en-IN"/>
-                <w14:ligatures w14:val="none"/>
-              </w:rPr>
-            </w:pPr>
-          </w:p>
-        </w:tc>
-        <w:tc>
-          <w:tcPr>
-            <w:tcW w:w="3167" w:type="dxa"/>
+            <w:tcW w:w="4065" w:type="dxa"/>
             <w:tcBorders>
               <w:top w:val="single" w:sz="8" w:space="0" w:color="auto"/>
               <w:left w:val="nil"/>
@@ -4314,12 +2093,12 @@
         </w:trPr>
         <w:tc>
           <w:tcPr>
-            <w:tcW w:w="1158" w:type="dxa"/>
-            <w:tcBorders>
-              <w:top w:val="single" w:sz="4" w:space="0" w:color="auto"/>
-              <w:left w:val="single" w:sz="8" w:space="0" w:color="auto"/>
-              <w:bottom w:val="single" w:sz="8" w:space="0" w:color="auto"/>
-              <w:right w:val="single" w:sz="8" w:space="0" w:color="auto"/>
+            <w:tcW w:w="4065" w:type="dxa"/>
+            <w:tcBorders>
+              <w:top w:val="single" w:sz="8" w:space="0" w:color="auto"/>
+              <w:left w:val="nil"/>
+              <w:bottom w:val="single" w:sz="8" w:space="0" w:color="auto"/>
+              <w:right w:val="single" w:sz="8" w:space="0" w:color="000000"/>
             </w:tcBorders>
             <w:vAlign w:val="center"/>
             <w:hideMark/>
@@ -4348,46 +2127,7 @@
                 <w:lang w:eastAsia="en-IN"/>
                 <w14:ligatures w14:val="none"/>
               </w:rPr>
-              <w:t xml:space="preserve"> 10.        </w:t>
-            </w:r>
-          </w:p>
-        </w:tc>
-        <w:tc>
-          <w:tcPr>
-            <w:tcW w:w="3167" w:type="dxa"/>
-            <w:tcBorders>
-              <w:top w:val="single" w:sz="8" w:space="0" w:color="auto"/>
-              <w:left w:val="nil"/>
-              <w:bottom w:val="single" w:sz="8" w:space="0" w:color="auto"/>
-              <w:right w:val="single" w:sz="8" w:space="0" w:color="000000"/>
-            </w:tcBorders>
-            <w:vAlign w:val="center"/>
-            <w:hideMark/>
-          </w:tcPr>
-          <w:p>
-            <w:pPr>
-              <w:spacing w:after="0" w:line="240" w:lineRule="auto"/>
-              <w:jc w:val="center"/>
-              <w:rPr>
-                <w:rFonts w:ascii="Century Gothic" w:eastAsia="Times New Roman" w:hAnsi="Century Gothic" w:cs="Calibri"/>
-                <w:color w:val="000000"/>
-                <w:kern w:val="0"/>
-                <w:sz w:val="20"/>
-                <w:szCs w:val="20"/>
-                <w:lang w:eastAsia="en-IN"/>
-                <w14:ligatures w14:val="none"/>
-              </w:rPr>
-            </w:pPr>
-            <w:r>
-              <w:rPr>
-                <w:rFonts w:ascii="Century Gothic" w:eastAsia="Times New Roman" w:hAnsi="Century Gothic" w:cs="Calibri"/>
-                <w:color w:val="000000"/>
-                <w:kern w:val="0"/>
-                <w:sz w:val="20"/>
-                <w:szCs w:val="20"/>
-                <w:lang w:eastAsia="en-IN"/>
-                <w14:ligatures w14:val="none"/>
-              </w:rPr>
+              <w:lastRenderedPageBreak/>
               <w:t>Postal address of the property</w:t>
             </w:r>
           </w:p>
@@ -4444,48 +2184,7 @@
         </w:trPr>
         <w:tc>
           <w:tcPr>
-            <w:tcW w:w="1158" w:type="dxa"/>
-            <w:vMerge w:val="restart"/>
-            <w:tcBorders>
-              <w:top w:val="nil"/>
-              <w:left w:val="single" w:sz="8" w:space="0" w:color="auto"/>
-              <w:bottom w:val="single" w:sz="8" w:space="0" w:color="000000"/>
-              <w:right w:val="single" w:sz="8" w:space="0" w:color="auto"/>
-            </w:tcBorders>
-            <w:vAlign w:val="center"/>
-            <w:hideMark/>
-          </w:tcPr>
-          <w:p>
-            <w:pPr>
-              <w:spacing w:after="0" w:line="240" w:lineRule="auto"/>
-              <w:jc w:val="center"/>
-              <w:rPr>
-                <w:rFonts w:ascii="Century Gothic" w:eastAsia="Times New Roman" w:hAnsi="Century Gothic" w:cs="Calibri"/>
-                <w:color w:val="000000"/>
-                <w:kern w:val="0"/>
-                <w:sz w:val="20"/>
-                <w:szCs w:val="20"/>
-                <w:lang w:eastAsia="en-IN"/>
-                <w14:ligatures w14:val="none"/>
-              </w:rPr>
-            </w:pPr>
-            <w:r>
-              <w:rPr>
-                <w:rFonts w:ascii="Century Gothic" w:eastAsia="Times New Roman" w:hAnsi="Century Gothic" w:cs="Calibri"/>
-                <w:color w:val="000000"/>
-                <w:kern w:val="0"/>
-                <w:sz w:val="20"/>
-                <w:szCs w:val="20"/>
-                <w:lang w:eastAsia="en-IN"/>
-                <w14:ligatures w14:val="none"/>
-              </w:rPr>
-              <w:t xml:space="preserve"> 11.           </w:t>
-            </w:r>
-          </w:p>
-        </w:tc>
-        <w:tc>
-          <w:tcPr>
-            <w:tcW w:w="3167" w:type="dxa"/>
+            <w:tcW w:w="4065" w:type="dxa"/>
             <w:tcBorders>
               <w:top w:val="single" w:sz="8" w:space="0" w:color="auto"/>
               <w:left w:val="nil"/>
@@ -4569,35 +2268,7 @@
         </w:trPr>
         <w:tc>
           <w:tcPr>
-            <w:tcW w:w="1158" w:type="dxa"/>
-            <w:vMerge/>
-            <w:tcBorders>
-              <w:top w:val="nil"/>
-              <w:left w:val="single" w:sz="8" w:space="0" w:color="auto"/>
-              <w:bottom w:val="single" w:sz="8" w:space="0" w:color="000000"/>
-              <w:right w:val="single" w:sz="8" w:space="0" w:color="auto"/>
-            </w:tcBorders>
-            <w:vAlign w:val="center"/>
-            <w:hideMark/>
-          </w:tcPr>
-          <w:p>
-            <w:pPr>
-              <w:spacing w:after="0" w:line="240" w:lineRule="auto"/>
-              <w:rPr>
-                <w:rFonts w:ascii="Century Gothic" w:eastAsia="Times New Roman" w:hAnsi="Century Gothic" w:cs="Calibri"/>
-                <w:color w:val="000000"/>
-                <w:kern w:val="0"/>
-                <w:sz w:val="20"/>
-                <w:szCs w:val="20"/>
-                <w:lang w:eastAsia="en-IN"/>
-                <w14:ligatures w14:val="none"/>
-              </w:rPr>
-            </w:pPr>
-          </w:p>
-        </w:tc>
-        <w:tc>
-          <w:tcPr>
-            <w:tcW w:w="3167" w:type="dxa"/>
+            <w:tcW w:w="4065" w:type="dxa"/>
             <w:tcBorders>
               <w:top w:val="single" w:sz="8" w:space="0" w:color="auto"/>
               <w:left w:val="nil"/>
@@ -4681,35 +2352,7 @@
         </w:trPr>
         <w:tc>
           <w:tcPr>
-            <w:tcW w:w="1158" w:type="dxa"/>
-            <w:vMerge/>
-            <w:tcBorders>
-              <w:top w:val="nil"/>
-              <w:left w:val="single" w:sz="8" w:space="0" w:color="auto"/>
-              <w:bottom w:val="single" w:sz="8" w:space="0" w:color="000000"/>
-              <w:right w:val="single" w:sz="8" w:space="0" w:color="auto"/>
-            </w:tcBorders>
-            <w:vAlign w:val="center"/>
-            <w:hideMark/>
-          </w:tcPr>
-          <w:p>
-            <w:pPr>
-              <w:spacing w:after="0" w:line="240" w:lineRule="auto"/>
-              <w:rPr>
-                <w:rFonts w:ascii="Century Gothic" w:eastAsia="Times New Roman" w:hAnsi="Century Gothic" w:cs="Calibri"/>
-                <w:color w:val="000000"/>
-                <w:kern w:val="0"/>
-                <w:sz w:val="20"/>
-                <w:szCs w:val="20"/>
-                <w:lang w:eastAsia="en-IN"/>
-                <w14:ligatures w14:val="none"/>
-              </w:rPr>
-            </w:pPr>
-          </w:p>
-        </w:tc>
-        <w:tc>
-          <w:tcPr>
-            <w:tcW w:w="3167" w:type="dxa"/>
+            <w:tcW w:w="4065" w:type="dxa"/>
             <w:tcBorders>
               <w:top w:val="single" w:sz="8" w:space="0" w:color="auto"/>
               <w:left w:val="nil"/>
@@ -4793,35 +2436,7 @@
         </w:trPr>
         <w:tc>
           <w:tcPr>
-            <w:tcW w:w="1158" w:type="dxa"/>
-            <w:vMerge/>
-            <w:tcBorders>
-              <w:top w:val="nil"/>
-              <w:left w:val="single" w:sz="8" w:space="0" w:color="auto"/>
-              <w:bottom w:val="single" w:sz="8" w:space="0" w:color="000000"/>
-              <w:right w:val="single" w:sz="8" w:space="0" w:color="auto"/>
-            </w:tcBorders>
-            <w:vAlign w:val="center"/>
-            <w:hideMark/>
-          </w:tcPr>
-          <w:p>
-            <w:pPr>
-              <w:spacing w:after="0" w:line="240" w:lineRule="auto"/>
-              <w:rPr>
-                <w:rFonts w:ascii="Century Gothic" w:eastAsia="Times New Roman" w:hAnsi="Century Gothic" w:cs="Calibri"/>
-                <w:color w:val="000000"/>
-                <w:kern w:val="0"/>
-                <w:sz w:val="20"/>
-                <w:szCs w:val="20"/>
-                <w:lang w:eastAsia="en-IN"/>
-                <w14:ligatures w14:val="none"/>
-              </w:rPr>
-            </w:pPr>
-          </w:p>
-        </w:tc>
-        <w:tc>
-          <w:tcPr>
-            <w:tcW w:w="3167" w:type="dxa"/>
+            <w:tcW w:w="4065" w:type="dxa"/>
             <w:tcBorders>
               <w:top w:val="single" w:sz="8" w:space="0" w:color="auto"/>
               <w:left w:val="nil"/>
@@ -4905,48 +2520,7 @@
         </w:trPr>
         <w:tc>
           <w:tcPr>
-            <w:tcW w:w="1158" w:type="dxa"/>
-            <w:vMerge w:val="restart"/>
-            <w:tcBorders>
-              <w:top w:val="nil"/>
-              <w:left w:val="single" w:sz="8" w:space="0" w:color="auto"/>
-              <w:bottom w:val="single" w:sz="8" w:space="0" w:color="000000"/>
-              <w:right w:val="single" w:sz="8" w:space="0" w:color="auto"/>
-            </w:tcBorders>
-            <w:vAlign w:val="center"/>
-            <w:hideMark/>
-          </w:tcPr>
-          <w:p>
-            <w:pPr>
-              <w:spacing w:after="0" w:line="240" w:lineRule="auto"/>
-              <w:jc w:val="center"/>
-              <w:rPr>
-                <w:rFonts w:ascii="Century Gothic" w:eastAsia="Times New Roman" w:hAnsi="Century Gothic" w:cs="Calibri"/>
-                <w:color w:val="000000"/>
-                <w:kern w:val="0"/>
-                <w:sz w:val="20"/>
-                <w:szCs w:val="20"/>
-                <w:lang w:eastAsia="en-IN"/>
-                <w14:ligatures w14:val="none"/>
-              </w:rPr>
-            </w:pPr>
-            <w:r>
-              <w:rPr>
-                <w:rFonts w:ascii="Century Gothic" w:eastAsia="Times New Roman" w:hAnsi="Century Gothic" w:cs="Calibri"/>
-                <w:color w:val="000000"/>
-                <w:kern w:val="0"/>
-                <w:sz w:val="20"/>
-                <w:szCs w:val="20"/>
-                <w:lang w:eastAsia="en-IN"/>
-                <w14:ligatures w14:val="none"/>
-              </w:rPr>
-              <w:t xml:space="preserve"> 12.           </w:t>
-            </w:r>
-          </w:p>
-        </w:tc>
-        <w:tc>
-          <w:tcPr>
-            <w:tcW w:w="3167" w:type="dxa"/>
+            <w:tcW w:w="4065" w:type="dxa"/>
             <w:tcBorders>
               <w:top w:val="single" w:sz="8" w:space="0" w:color="auto"/>
               <w:left w:val="nil"/>
@@ -5031,35 +2605,7 @@
         </w:trPr>
         <w:tc>
           <w:tcPr>
-            <w:tcW w:w="1158" w:type="dxa"/>
-            <w:vMerge/>
-            <w:tcBorders>
-              <w:top w:val="nil"/>
-              <w:left w:val="single" w:sz="8" w:space="0" w:color="auto"/>
-              <w:bottom w:val="single" w:sz="8" w:space="0" w:color="000000"/>
-              <w:right w:val="single" w:sz="8" w:space="0" w:color="auto"/>
-            </w:tcBorders>
-            <w:vAlign w:val="center"/>
-            <w:hideMark/>
-          </w:tcPr>
-          <w:p>
-            <w:pPr>
-              <w:spacing w:after="0" w:line="240" w:lineRule="auto"/>
-              <w:rPr>
-                <w:rFonts w:ascii="Century Gothic" w:eastAsia="Times New Roman" w:hAnsi="Century Gothic" w:cs="Calibri"/>
-                <w:color w:val="000000"/>
-                <w:kern w:val="0"/>
-                <w:sz w:val="20"/>
-                <w:szCs w:val="20"/>
-                <w:lang w:eastAsia="en-IN"/>
-                <w14:ligatures w14:val="none"/>
-              </w:rPr>
-            </w:pPr>
-          </w:p>
-        </w:tc>
-        <w:tc>
-          <w:tcPr>
-            <w:tcW w:w="3167" w:type="dxa"/>
+            <w:tcW w:w="4065" w:type="dxa"/>
             <w:tcBorders>
               <w:top w:val="single" w:sz="8" w:space="0" w:color="auto"/>
               <w:left w:val="nil"/>
@@ -5143,35 +2689,7 @@
         </w:trPr>
         <w:tc>
           <w:tcPr>
-            <w:tcW w:w="1158" w:type="dxa"/>
-            <w:vMerge/>
-            <w:tcBorders>
-              <w:top w:val="nil"/>
-              <w:left w:val="single" w:sz="8" w:space="0" w:color="auto"/>
-              <w:bottom w:val="single" w:sz="8" w:space="0" w:color="000000"/>
-              <w:right w:val="single" w:sz="8" w:space="0" w:color="auto"/>
-            </w:tcBorders>
-            <w:vAlign w:val="center"/>
-            <w:hideMark/>
-          </w:tcPr>
-          <w:p>
-            <w:pPr>
-              <w:spacing w:after="0" w:line="240" w:lineRule="auto"/>
-              <w:rPr>
-                <w:rFonts w:ascii="Century Gothic" w:eastAsia="Times New Roman" w:hAnsi="Century Gothic" w:cs="Calibri"/>
-                <w:color w:val="000000"/>
-                <w:kern w:val="0"/>
-                <w:sz w:val="20"/>
-                <w:szCs w:val="20"/>
-                <w:lang w:eastAsia="en-IN"/>
-                <w14:ligatures w14:val="none"/>
-              </w:rPr>
-            </w:pPr>
-          </w:p>
-        </w:tc>
-        <w:tc>
-          <w:tcPr>
-            <w:tcW w:w="3167" w:type="dxa"/>
+            <w:tcW w:w="4065" w:type="dxa"/>
             <w:tcBorders>
               <w:top w:val="single" w:sz="8" w:space="0" w:color="auto"/>
               <w:left w:val="nil"/>
@@ -5255,46 +2773,7 @@
         </w:trPr>
         <w:tc>
           <w:tcPr>
-            <w:tcW w:w="1158" w:type="dxa"/>
-            <w:tcBorders>
-              <w:top w:val="nil"/>
-              <w:left w:val="single" w:sz="8" w:space="0" w:color="auto"/>
-              <w:bottom w:val="single" w:sz="8" w:space="0" w:color="auto"/>
-              <w:right w:val="single" w:sz="8" w:space="0" w:color="auto"/>
-            </w:tcBorders>
-            <w:vAlign w:val="center"/>
-            <w:hideMark/>
-          </w:tcPr>
-          <w:p>
-            <w:pPr>
-              <w:spacing w:after="0" w:line="240" w:lineRule="auto"/>
-              <w:rPr>
-                <w:rFonts w:ascii="Century Gothic" w:eastAsia="Times New Roman" w:hAnsi="Century Gothic" w:cs="Calibri"/>
-                <w:color w:val="000000"/>
-                <w:kern w:val="0"/>
-                <w:sz w:val="20"/>
-                <w:szCs w:val="20"/>
-                <w:lang w:eastAsia="en-IN"/>
-                <w14:ligatures w14:val="none"/>
-              </w:rPr>
-            </w:pPr>
-            <w:r>
-              <w:rPr>
-                <w:rFonts w:ascii="Century Gothic" w:eastAsia="Times New Roman" w:hAnsi="Century Gothic" w:cs="Calibri"/>
-                <w:color w:val="000000"/>
-                <w:kern w:val="0"/>
-                <w:sz w:val="20"/>
-                <w:szCs w:val="20"/>
-                <w:lang w:eastAsia="en-IN"/>
-                <w14:ligatures w14:val="none"/>
-              </w:rPr>
-              <w:t>13</w:t>
-            </w:r>
-          </w:p>
-        </w:tc>
-        <w:tc>
-          <w:tcPr>
-            <w:tcW w:w="3167" w:type="dxa"/>
+            <w:tcW w:w="4065" w:type="dxa"/>
             <w:tcBorders>
               <w:top w:val="single" w:sz="8" w:space="0" w:color="auto"/>
               <w:left w:val="nil"/>
@@ -5379,47 +2858,7 @@
         </w:trPr>
         <w:tc>
           <w:tcPr>
-            <w:tcW w:w="1158" w:type="dxa"/>
-            <w:tcBorders>
-              <w:top w:val="nil"/>
-              <w:left w:val="single" w:sz="8" w:space="0" w:color="auto"/>
-              <w:bottom w:val="nil"/>
-              <w:right w:val="single" w:sz="8" w:space="0" w:color="auto"/>
-            </w:tcBorders>
-            <w:vAlign w:val="center"/>
-            <w:hideMark/>
-          </w:tcPr>
-          <w:p>
-            <w:pPr>
-              <w:spacing w:after="0" w:line="240" w:lineRule="auto"/>
-              <w:jc w:val="center"/>
-              <w:rPr>
-                <w:rFonts w:ascii="Century Gothic" w:eastAsia="Times New Roman" w:hAnsi="Century Gothic" w:cs="Calibri"/>
-                <w:color w:val="000000"/>
-                <w:kern w:val="0"/>
-                <w:sz w:val="20"/>
-                <w:szCs w:val="20"/>
-                <w:lang w:eastAsia="en-IN"/>
-                <w14:ligatures w14:val="none"/>
-              </w:rPr>
-            </w:pPr>
-            <w:r>
-              <w:rPr>
-                <w:rFonts w:ascii="Century Gothic" w:eastAsia="Times New Roman" w:hAnsi="Century Gothic" w:cs="Calibri"/>
-                <w:color w:val="000000"/>
-                <w:kern w:val="0"/>
-                <w:sz w:val="20"/>
-                <w:szCs w:val="20"/>
-                <w:lang w:eastAsia="en-IN"/>
-                <w14:ligatures w14:val="none"/>
-              </w:rPr>
-              <w:t xml:space="preserve"> 14.           </w:t>
-            </w:r>
-          </w:p>
-        </w:tc>
-        <w:tc>
-          <w:tcPr>
-            <w:tcW w:w="3167" w:type="dxa"/>
+            <w:tcW w:w="4065" w:type="dxa"/>
             <w:tcBorders>
               <w:top w:val="single" w:sz="8" w:space="0" w:color="auto"/>
               <w:left w:val="nil"/>
@@ -5503,48 +2942,7 @@
         </w:trPr>
         <w:tc>
           <w:tcPr>
-            <w:tcW w:w="1158" w:type="dxa"/>
-            <w:vMerge w:val="restart"/>
-            <w:tcBorders>
-              <w:top w:val="single" w:sz="8" w:space="0" w:color="auto"/>
-              <w:left w:val="single" w:sz="8" w:space="0" w:color="auto"/>
-              <w:bottom w:val="single" w:sz="8" w:space="0" w:color="000000"/>
-              <w:right w:val="single" w:sz="8" w:space="0" w:color="auto"/>
-            </w:tcBorders>
-            <w:vAlign w:val="center"/>
-            <w:hideMark/>
-          </w:tcPr>
-          <w:p>
-            <w:pPr>
-              <w:spacing w:after="0" w:line="240" w:lineRule="auto"/>
-              <w:jc w:val="center"/>
-              <w:rPr>
-                <w:rFonts w:ascii="Century Gothic" w:eastAsia="Times New Roman" w:hAnsi="Century Gothic" w:cs="Calibri"/>
-                <w:color w:val="000000"/>
-                <w:kern w:val="0"/>
-                <w:sz w:val="20"/>
-                <w:szCs w:val="20"/>
-                <w:lang w:eastAsia="en-IN"/>
-                <w14:ligatures w14:val="none"/>
-              </w:rPr>
-            </w:pPr>
-            <w:r>
-              <w:rPr>
-                <w:rFonts w:ascii="Century Gothic" w:eastAsia="Times New Roman" w:hAnsi="Century Gothic" w:cs="Calibri"/>
-                <w:color w:val="000000"/>
-                <w:kern w:val="0"/>
-                <w:sz w:val="20"/>
-                <w:szCs w:val="20"/>
-                <w:lang w:eastAsia="en-IN"/>
-                <w14:ligatures w14:val="none"/>
-              </w:rPr>
-              <w:t xml:space="preserve"> 15.           </w:t>
-            </w:r>
-          </w:p>
-        </w:tc>
-        <w:tc>
-          <w:tcPr>
-            <w:tcW w:w="3167" w:type="dxa"/>
+            <w:tcW w:w="4065" w:type="dxa"/>
             <w:tcBorders>
               <w:top w:val="single" w:sz="8" w:space="0" w:color="auto"/>
               <w:left w:val="nil"/>
@@ -5679,35 +3077,7 @@
         </w:trPr>
         <w:tc>
           <w:tcPr>
-            <w:tcW w:w="1158" w:type="dxa"/>
-            <w:vMerge/>
-            <w:tcBorders>
-              <w:top w:val="single" w:sz="8" w:space="0" w:color="auto"/>
-              <w:left w:val="single" w:sz="8" w:space="0" w:color="auto"/>
-              <w:bottom w:val="single" w:sz="8" w:space="0" w:color="000000"/>
-              <w:right w:val="single" w:sz="8" w:space="0" w:color="auto"/>
-            </w:tcBorders>
-            <w:vAlign w:val="center"/>
-            <w:hideMark/>
-          </w:tcPr>
-          <w:p>
-            <w:pPr>
-              <w:spacing w:after="0" w:line="240" w:lineRule="auto"/>
-              <w:rPr>
-                <w:rFonts w:ascii="Century Gothic" w:eastAsia="Times New Roman" w:hAnsi="Century Gothic" w:cs="Calibri"/>
-                <w:color w:val="000000"/>
-                <w:kern w:val="0"/>
-                <w:sz w:val="20"/>
-                <w:szCs w:val="20"/>
-                <w:lang w:eastAsia="en-IN"/>
-                <w14:ligatures w14:val="none"/>
-              </w:rPr>
-            </w:pPr>
-          </w:p>
-        </w:tc>
-        <w:tc>
-          <w:tcPr>
-            <w:tcW w:w="3167" w:type="dxa"/>
+            <w:tcW w:w="4065" w:type="dxa"/>
             <w:tcBorders>
               <w:top w:val="single" w:sz="8" w:space="0" w:color="auto"/>
               <w:left w:val="nil"/>
@@ -5829,35 +3199,7 @@
         </w:trPr>
         <w:tc>
           <w:tcPr>
-            <w:tcW w:w="1158" w:type="dxa"/>
-            <w:vMerge/>
-            <w:tcBorders>
-              <w:top w:val="single" w:sz="8" w:space="0" w:color="auto"/>
-              <w:left w:val="single" w:sz="8" w:space="0" w:color="auto"/>
-              <w:bottom w:val="single" w:sz="8" w:space="0" w:color="000000"/>
-              <w:right w:val="single" w:sz="8" w:space="0" w:color="auto"/>
-            </w:tcBorders>
-            <w:vAlign w:val="center"/>
-            <w:hideMark/>
-          </w:tcPr>
-          <w:p>
-            <w:pPr>
-              <w:spacing w:after="0" w:line="240" w:lineRule="auto"/>
-              <w:rPr>
-                <w:rFonts w:ascii="Century Gothic" w:eastAsia="Times New Roman" w:hAnsi="Century Gothic" w:cs="Calibri"/>
-                <w:color w:val="000000"/>
-                <w:kern w:val="0"/>
-                <w:sz w:val="20"/>
-                <w:szCs w:val="20"/>
-                <w:lang w:eastAsia="en-IN"/>
-                <w14:ligatures w14:val="none"/>
-              </w:rPr>
-            </w:pPr>
-          </w:p>
-        </w:tc>
-        <w:tc>
-          <w:tcPr>
-            <w:tcW w:w="3167" w:type="dxa"/>
+            <w:tcW w:w="4065" w:type="dxa"/>
             <w:tcBorders>
               <w:top w:val="single" w:sz="8" w:space="0" w:color="auto"/>
               <w:left w:val="nil"/>
@@ -5979,35 +3321,7 @@
         </w:trPr>
         <w:tc>
           <w:tcPr>
-            <w:tcW w:w="1158" w:type="dxa"/>
-            <w:vMerge/>
-            <w:tcBorders>
-              <w:top w:val="single" w:sz="8" w:space="0" w:color="auto"/>
-              <w:left w:val="single" w:sz="8" w:space="0" w:color="auto"/>
-              <w:bottom w:val="single" w:sz="8" w:space="0" w:color="000000"/>
-              <w:right w:val="single" w:sz="8" w:space="0" w:color="auto"/>
-            </w:tcBorders>
-            <w:vAlign w:val="center"/>
-            <w:hideMark/>
-          </w:tcPr>
-          <w:p>
-            <w:pPr>
-              <w:spacing w:after="0" w:line="240" w:lineRule="auto"/>
-              <w:rPr>
-                <w:rFonts w:ascii="Century Gothic" w:eastAsia="Times New Roman" w:hAnsi="Century Gothic" w:cs="Calibri"/>
-                <w:color w:val="000000"/>
-                <w:kern w:val="0"/>
-                <w:sz w:val="20"/>
-                <w:szCs w:val="20"/>
-                <w:lang w:eastAsia="en-IN"/>
-                <w14:ligatures w14:val="none"/>
-              </w:rPr>
-            </w:pPr>
-          </w:p>
-        </w:tc>
-        <w:tc>
-          <w:tcPr>
-            <w:tcW w:w="3167" w:type="dxa"/>
+            <w:tcW w:w="4065" w:type="dxa"/>
             <w:tcBorders>
               <w:top w:val="single" w:sz="8" w:space="0" w:color="auto"/>
               <w:left w:val="nil"/>
@@ -6129,35 +3443,7 @@
         </w:trPr>
         <w:tc>
           <w:tcPr>
-            <w:tcW w:w="1158" w:type="dxa"/>
-            <w:vMerge/>
-            <w:tcBorders>
-              <w:top w:val="single" w:sz="8" w:space="0" w:color="auto"/>
-              <w:left w:val="single" w:sz="8" w:space="0" w:color="auto"/>
-              <w:bottom w:val="single" w:sz="8" w:space="0" w:color="000000"/>
-              <w:right w:val="single" w:sz="8" w:space="0" w:color="auto"/>
-            </w:tcBorders>
-            <w:vAlign w:val="center"/>
-            <w:hideMark/>
-          </w:tcPr>
-          <w:p>
-            <w:pPr>
-              <w:spacing w:after="0" w:line="240" w:lineRule="auto"/>
-              <w:rPr>
-                <w:rFonts w:ascii="Century Gothic" w:eastAsia="Times New Roman" w:hAnsi="Century Gothic" w:cs="Calibri"/>
-                <w:color w:val="000000"/>
-                <w:kern w:val="0"/>
-                <w:sz w:val="20"/>
-                <w:szCs w:val="20"/>
-                <w:lang w:eastAsia="en-IN"/>
-                <w14:ligatures w14:val="none"/>
-              </w:rPr>
-            </w:pPr>
-          </w:p>
-        </w:tc>
-        <w:tc>
-          <w:tcPr>
-            <w:tcW w:w="3167" w:type="dxa"/>
+            <w:tcW w:w="4065" w:type="dxa"/>
             <w:tcBorders>
               <w:top w:val="single" w:sz="8" w:space="0" w:color="auto"/>
               <w:left w:val="nil"/>
@@ -6962,6 +4248,7 @@
   <w:style w:type="character" w:default="1" w:styleId="DefaultParagraphFont">
     <w:name w:val="Default Paragraph Font"/>
     <w:uiPriority w:val="1"/>
+    <w:semiHidden/>
     <w:unhideWhenUsed/>
   </w:style>
   <w:style w:type="table" w:default="1" w:styleId="TableNormal">
